--- a/NotaEcoinformatica_Revision_Repositorios.docx
+++ b/NotaEcoinformatica_Revision_Repositorios.docx
@@ -1426,39 +1426,7 @@
           <w:rStyle w:val="VerbatimChar"/>
           <w:lang w:val="es-ES"/>
         </w:rPr>
-        <w:t>('</w:t>
-      </w:r>
-      <w:proofErr w:type="spellStart"/>
-      <w:r>
-        <w:rPr>
-          <w:rStyle w:val="VerbatimChar"/>
-          <w:lang w:val="es-ES"/>
-        </w:rPr>
-        <w:t>Documentos_Word</w:t>
-      </w:r>
-      <w:proofErr w:type="spellEnd"/>
-      <w:r>
-        <w:rPr>
-          <w:rStyle w:val="VerbatimChar"/>
-          <w:lang w:val="es-ES"/>
-        </w:rPr>
-        <w:t>/</w:t>
-      </w:r>
-      <w:proofErr w:type="spellStart"/>
-      <w:r>
-        <w:rPr>
-          <w:rStyle w:val="VerbatimChar"/>
-          <w:lang w:val="es-ES"/>
-        </w:rPr>
-        <w:t>carpeta_docs_claudia</w:t>
-      </w:r>
-      <w:proofErr w:type="spellEnd"/>
-      <w:r>
-        <w:rPr>
-          <w:rStyle w:val="VerbatimChar"/>
-          <w:lang w:val="es-ES"/>
-        </w:rPr>
-        <w:t>/</w:t>
+        <w:t>('R/</w:t>
       </w:r>
       <w:proofErr w:type="spellStart"/>
       <w:r>
@@ -2061,12 +2029,37 @@
         </w:rPr>
         <w:br/>
       </w:r>
-      <w:r>
-        <w:rPr>
-          <w:rStyle w:val="VerbatimChar"/>
-          <w:lang w:val="es-ES"/>
-        </w:rPr>
-        <w:t>source('Documentos_Word/carpeta_docs_claudia/consulta_Bioconductor.R')</w:t>
+      <w:proofErr w:type="spellStart"/>
+      <w:r>
+        <w:rPr>
+          <w:rStyle w:val="VerbatimChar"/>
+          <w:lang w:val="es-ES"/>
+        </w:rPr>
+        <w:t>source</w:t>
+      </w:r>
+      <w:proofErr w:type="spellEnd"/>
+      <w:r>
+        <w:rPr>
+          <w:rStyle w:val="VerbatimChar"/>
+          <w:lang w:val="es-ES"/>
+        </w:rPr>
+        <w:t>('R/</w:t>
+      </w:r>
+      <w:proofErr w:type="spellStart"/>
+      <w:r>
+        <w:rPr>
+          <w:rStyle w:val="VerbatimChar"/>
+          <w:lang w:val="es-ES"/>
+        </w:rPr>
+        <w:t>consulta_Bioconductor.R</w:t>
+      </w:r>
+      <w:proofErr w:type="spellEnd"/>
+      <w:r>
+        <w:rPr>
+          <w:rStyle w:val="VerbatimChar"/>
+          <w:lang w:val="es-ES"/>
+        </w:rPr>
+        <w:t>')</w:t>
       </w:r>
       <w:r>
         <w:rPr>
@@ -2950,39 +2943,7 @@
           <w:rStyle w:val="VerbatimChar"/>
           <w:lang w:val="es-ES"/>
         </w:rPr>
-        <w:t>('</w:t>
-      </w:r>
-      <w:proofErr w:type="spellStart"/>
-      <w:r>
-        <w:rPr>
-          <w:rStyle w:val="VerbatimChar"/>
-          <w:lang w:val="es-ES"/>
-        </w:rPr>
-        <w:t>Documentos_Word</w:t>
-      </w:r>
-      <w:proofErr w:type="spellEnd"/>
-      <w:r>
-        <w:rPr>
-          <w:rStyle w:val="VerbatimChar"/>
-          <w:lang w:val="es-ES"/>
-        </w:rPr>
-        <w:t>/</w:t>
-      </w:r>
-      <w:proofErr w:type="spellStart"/>
-      <w:r>
-        <w:rPr>
-          <w:rStyle w:val="VerbatimChar"/>
-          <w:lang w:val="es-ES"/>
-        </w:rPr>
-        <w:t>carpeta_docs_claudia</w:t>
-      </w:r>
-      <w:proofErr w:type="spellEnd"/>
-      <w:r>
-        <w:rPr>
-          <w:rStyle w:val="VerbatimChar"/>
-          <w:lang w:val="es-ES"/>
-        </w:rPr>
-        <w:t>/</w:t>
+        <w:t>('R/</w:t>
       </w:r>
       <w:proofErr w:type="spellStart"/>
       <w:r>
@@ -4176,7 +4137,7 @@
           <w:noProof/>
         </w:rPr>
         <w:drawing>
-          <wp:inline distT="0" distB="0" distL="0" distR="0" wp14:anchorId="0E16F481" wp14:editId="21AEA3F3">
+          <wp:inline distT="0" distB="0" distL="0" distR="0" wp14:anchorId="2D177523" wp14:editId="77F591C2">
             <wp:extent cx="5727700" cy="4582159"/>
             <wp:effectExtent l="0" t="0" r="0" b="0"/>
             <wp:docPr id="56" name="Picture" descr="Figura 1. Estadísticas básicas obtenidas de la búsqueda en el repositorio CRAN"/>
@@ -4185,7 +4146,7 @@
               <a:graphicData uri="http://schemas.openxmlformats.org/drawingml/2006/picture">
                 <pic:pic xmlns:pic="http://schemas.openxmlformats.org/drawingml/2006/picture">
                   <pic:nvPicPr>
-                    <pic:cNvPr id="57" name="Picture" descr="nota_eco_Claudia_files/figure-docx/fig1-1.png"/>
+                    <pic:cNvPr id="57" name="Picture" descr="NotaEcoinformatica_Revision_Repositorios_files/figure-docx/fig1-1.png"/>
                     <pic:cNvPicPr>
                       <a:picLocks noChangeAspect="1" noChangeArrowheads="1"/>
                     </pic:cNvPicPr>
@@ -4249,7 +4210,7 @@
           <w:noProof/>
         </w:rPr>
         <w:drawing>
-          <wp:inline distT="0" distB="0" distL="0" distR="0" wp14:anchorId="43D465C3" wp14:editId="4650C46E">
+          <wp:inline distT="0" distB="0" distL="0" distR="0" wp14:anchorId="22E5BBB6" wp14:editId="625EEEE3">
             <wp:extent cx="4868545" cy="3894835"/>
             <wp:effectExtent l="0" t="0" r="0" b="0"/>
             <wp:docPr id="60" name="Picture" descr="Figura 2. Gráfico de dependencias (grafo) del paquete CircSeqAlignTk"/>
@@ -4258,7 +4219,7 @@
               <a:graphicData uri="http://schemas.openxmlformats.org/drawingml/2006/picture">
                 <pic:pic xmlns:pic="http://schemas.openxmlformats.org/drawingml/2006/picture">
                   <pic:nvPicPr>
-                    <pic:cNvPr id="61" name="Picture" descr="nota_eco_Claudia_files/figure-docx/Fig2-1.png"/>
+                    <pic:cNvPr id="61" name="Picture" descr="NotaEcoinformatica_Revision_Repositorios_files/figure-docx/Fig2-1.png"/>
                     <pic:cNvPicPr>
                       <a:picLocks noChangeAspect="1" noChangeArrowheads="1"/>
                     </pic:cNvPicPr>
@@ -4330,7 +4291,7 @@
           <w:noProof/>
         </w:rPr>
         <w:drawing>
-          <wp:inline distT="0" distB="0" distL="0" distR="0" wp14:anchorId="238C7A97" wp14:editId="5F47C965">
+          <wp:inline distT="0" distB="0" distL="0" distR="0" wp14:anchorId="6EFF5606" wp14:editId="54942308">
             <wp:extent cx="4868545" cy="3894835"/>
             <wp:effectExtent l="0" t="0" r="0" b="0"/>
             <wp:docPr id="64" name="Picture" descr="Figura 3. Variación temporal de los repositorios consultados y su calificación en número de estrellas (log10)"/>
@@ -4339,7 +4300,7 @@
               <a:graphicData uri="http://schemas.openxmlformats.org/drawingml/2006/picture">
                 <pic:pic xmlns:pic="http://schemas.openxmlformats.org/drawingml/2006/picture">
                   <pic:nvPicPr>
-                    <pic:cNvPr id="65" name="Picture" descr="nota_eco_Claudia_files/figure-docx/Fig3-1.png"/>
+                    <pic:cNvPr id="65" name="Picture" descr="NotaEcoinformatica_Revision_Repositorios_files/figure-docx/Fig3-1.png"/>
                     <pic:cNvPicPr>
                       <a:picLocks noChangeAspect="1" noChangeArrowheads="1"/>
                     </pic:cNvPicPr>
@@ -4893,7 +4854,7 @@
   <w:abstractNum w:abstractNumId="8" w15:restartNumberingAfterBreak="0">
     <w:nsid w:val="0000A990"/>
     <w:multiLevelType w:val="multilevel"/>
-    <w:tmpl w:val="0AF6FD84"/>
+    <w:tmpl w:val="3F66B728"/>
     <w:lvl w:ilvl="0">
       <w:numFmt w:val="bullet"/>
       <w:lvlText w:val=" "/>
@@ -4970,7 +4931,7 @@
   <w:abstractNum w:abstractNumId="9" w15:restartNumberingAfterBreak="0">
     <w:nsid w:val="0000A991"/>
     <w:multiLevelType w:val="multilevel"/>
-    <w:tmpl w:val="A14EBDE2"/>
+    <w:tmpl w:val="EA16EDE0"/>
     <w:lvl w:ilvl="0">
       <w:numFmt w:val="bullet"/>
       <w:lvlText w:val=""/>
@@ -5074,7 +5035,7 @@
   <w:abstractNum w:abstractNumId="10" w15:restartNumberingAfterBreak="0">
     <w:nsid w:val="00A99411"/>
     <w:multiLevelType w:val="multilevel"/>
-    <w:tmpl w:val="5554D8BC"/>
+    <w:tmpl w:val="99781E04"/>
     <w:lvl w:ilvl="0">
       <w:start w:val="1"/>
       <w:numFmt w:val="decimal"/>
@@ -5160,7 +5121,7 @@
   <w:abstractNum w:abstractNumId="11" w15:restartNumberingAfterBreak="0">
     <w:nsid w:val="00A99412"/>
     <w:multiLevelType w:val="multilevel"/>
-    <w:tmpl w:val="3D240248"/>
+    <w:tmpl w:val="30549006"/>
     <w:lvl w:ilvl="0">
       <w:start w:val="2"/>
       <w:numFmt w:val="decimal"/>
@@ -5246,7 +5207,7 @@
   <w:abstractNum w:abstractNumId="12" w15:restartNumberingAfterBreak="0">
     <w:nsid w:val="00A99413"/>
     <w:multiLevelType w:val="multilevel"/>
-    <w:tmpl w:val="A79CA61A"/>
+    <w:tmpl w:val="A920CA84"/>
     <w:lvl w:ilvl="0">
       <w:start w:val="3"/>
       <w:numFmt w:val="decimal"/>
@@ -5332,7 +5293,7 @@
   <w:abstractNum w:abstractNumId="13" w15:restartNumberingAfterBreak="0">
     <w:nsid w:val="00A99414"/>
     <w:multiLevelType w:val="multilevel"/>
-    <w:tmpl w:val="FD3C7C16"/>
+    <w:tmpl w:val="1CB6F7A8"/>
     <w:lvl w:ilvl="0">
       <w:start w:val="4"/>
       <w:numFmt w:val="decimal"/>
@@ -5418,7 +5379,7 @@
   <w:abstractNum w:abstractNumId="14" w15:restartNumberingAfterBreak="0">
     <w:nsid w:val="00A99415"/>
     <w:multiLevelType w:val="multilevel"/>
-    <w:tmpl w:val="51BCF51A"/>
+    <w:tmpl w:val="A3FC6620"/>
     <w:lvl w:ilvl="0">
       <w:start w:val="5"/>
       <w:numFmt w:val="decimal"/>
@@ -5504,7 +5465,7 @@
   <w:abstractNum w:abstractNumId="15" w15:restartNumberingAfterBreak="0">
     <w:nsid w:val="00A99431"/>
     <w:multiLevelType w:val="multilevel"/>
-    <w:tmpl w:val="60FC1200"/>
+    <w:tmpl w:val="CBD8B908"/>
     <w:lvl w:ilvl="0">
       <w:start w:val="1"/>
       <w:numFmt w:val="decimal"/>
@@ -6068,16 +6029,16 @@
       <w:lvlJc w:val="left"/>
     </w:lvl>
   </w:abstractNum>
-  <w:num w:numId="1" w16cid:durableId="1613046988">
+  <w:num w:numId="1" w16cid:durableId="1118521645">
     <w:abstractNumId w:val="1"/>
   </w:num>
-  <w:num w:numId="2" w16cid:durableId="830294623">
+  <w:num w:numId="2" w16cid:durableId="2088574945">
     <w:abstractNumId w:val="19"/>
   </w:num>
-  <w:num w:numId="3" w16cid:durableId="1499881142">
+  <w:num w:numId="3" w16cid:durableId="1010448091">
     <w:abstractNumId w:val="0"/>
   </w:num>
-  <w:num w:numId="4" w16cid:durableId="1719934249">
+  <w:num w:numId="4" w16cid:durableId="1636715869">
     <w:abstractNumId w:val="2"/>
     <w:lvlOverride w:ilvl="0">
       <w:startOverride w:val="1"/>
@@ -6101,10 +6062,10 @@
       <w:startOverride w:val="1"/>
     </w:lvlOverride>
   </w:num>
-  <w:num w:numId="5" w16cid:durableId="973826398">
+  <w:num w:numId="5" w16cid:durableId="128326993">
     <w:abstractNumId w:val="18"/>
   </w:num>
-  <w:num w:numId="6" w16cid:durableId="1161315190">
+  <w:num w:numId="6" w16cid:durableId="1619295744">
     <w:abstractNumId w:val="16"/>
     <w:lvlOverride w:ilvl="0">
       <w:startOverride w:val="1"/>
@@ -6128,7 +6089,7 @@
       <w:startOverride w:val="1"/>
     </w:lvlOverride>
   </w:num>
-  <w:num w:numId="7" w16cid:durableId="1231160169">
+  <w:num w:numId="7" w16cid:durableId="1164273452">
     <w:abstractNumId w:val="17"/>
     <w:lvlOverride w:ilvl="0">
       <w:startOverride w:val="2"/>
@@ -6152,7 +6113,7 @@
       <w:startOverride w:val="2"/>
     </w:lvlOverride>
   </w:num>
-  <w:num w:numId="8" w16cid:durableId="509837305">
+  <w:num w:numId="8" w16cid:durableId="571358711">
     <w:abstractNumId w:val="20"/>
     <w:lvlOverride w:ilvl="0">
       <w:startOverride w:val="3"/>
@@ -6176,25 +6137,25 @@
       <w:startOverride w:val="3"/>
     </w:lvlOverride>
   </w:num>
-  <w:num w:numId="9" w16cid:durableId="1771701897">
+  <w:num w:numId="9" w16cid:durableId="890338468">
     <w:abstractNumId w:val="7"/>
   </w:num>
-  <w:num w:numId="10" w16cid:durableId="891617803">
+  <w:num w:numId="10" w16cid:durableId="1398280240">
     <w:abstractNumId w:val="6"/>
   </w:num>
-  <w:num w:numId="11" w16cid:durableId="469829026">
+  <w:num w:numId="11" w16cid:durableId="1663386777">
     <w:abstractNumId w:val="5"/>
   </w:num>
-  <w:num w:numId="12" w16cid:durableId="526912065">
+  <w:num w:numId="12" w16cid:durableId="1216429058">
     <w:abstractNumId w:val="4"/>
   </w:num>
-  <w:num w:numId="13" w16cid:durableId="1435127861">
+  <w:num w:numId="13" w16cid:durableId="632488011">
     <w:abstractNumId w:val="3"/>
   </w:num>
-  <w:num w:numId="14" w16cid:durableId="820194115">
+  <w:num w:numId="14" w16cid:durableId="951395452">
     <w:abstractNumId w:val="8"/>
   </w:num>
-  <w:num w:numId="15" w16cid:durableId="85537342">
+  <w:num w:numId="15" w16cid:durableId="748817508">
     <w:abstractNumId w:val="15"/>
     <w:lvlOverride w:ilvl="0">
       <w:startOverride w:val="1"/>
@@ -6224,10 +6185,10 @@
       <w:startOverride w:val="1"/>
     </w:lvlOverride>
   </w:num>
-  <w:num w:numId="16" w16cid:durableId="1898011850">
+  <w:num w:numId="16" w16cid:durableId="599875844">
     <w:abstractNumId w:val="9"/>
   </w:num>
-  <w:num w:numId="17" w16cid:durableId="437718011">
+  <w:num w:numId="17" w16cid:durableId="1605385000">
     <w:abstractNumId w:val="10"/>
     <w:lvlOverride w:ilvl="0">
       <w:startOverride w:val="1"/>
@@ -6257,7 +6218,7 @@
       <w:startOverride w:val="1"/>
     </w:lvlOverride>
   </w:num>
-  <w:num w:numId="18" w16cid:durableId="895317068">
+  <w:num w:numId="18" w16cid:durableId="1399401470">
     <w:abstractNumId w:val="11"/>
     <w:lvlOverride w:ilvl="0">
       <w:startOverride w:val="2"/>
@@ -6287,7 +6248,7 @@
       <w:startOverride w:val="2"/>
     </w:lvlOverride>
   </w:num>
-  <w:num w:numId="19" w16cid:durableId="428283435">
+  <w:num w:numId="19" w16cid:durableId="1195581723">
     <w:abstractNumId w:val="12"/>
     <w:lvlOverride w:ilvl="0">
       <w:startOverride w:val="3"/>
@@ -6317,7 +6278,7 @@
       <w:startOverride w:val="3"/>
     </w:lvlOverride>
   </w:num>
-  <w:num w:numId="20" w16cid:durableId="1976838844">
+  <w:num w:numId="20" w16cid:durableId="1020351069">
     <w:abstractNumId w:val="13"/>
     <w:lvlOverride w:ilvl="0">
       <w:startOverride w:val="4"/>
@@ -6347,7 +6308,7 @@
       <w:startOverride w:val="4"/>
     </w:lvlOverride>
   </w:num>
-  <w:num w:numId="21" w16cid:durableId="1206796717">
+  <w:num w:numId="21" w16cid:durableId="1530992332">
     <w:abstractNumId w:val="14"/>
     <w:lvlOverride w:ilvl="0">
       <w:startOverride w:val="5"/>
@@ -6377,7 +6338,7 @@
       <w:startOverride w:val="5"/>
     </w:lvlOverride>
   </w:num>
-  <w:num w:numId="22" w16cid:durableId="474641144">
+  <w:num w:numId="22" w16cid:durableId="673188590">
     <w:abstractNumId w:val="9"/>
   </w:num>
 </w:numbering>

--- a/NotaEcoinformatica_Revision_Repositorios.docx
+++ b/NotaEcoinformatica_Revision_Repositorios.docx
@@ -15,7 +15,7 @@
         <w:pStyle w:val="Author"/>
       </w:pPr>
       <w:r>
-        <w:t xml:space="preserve">Antonio J. Canepa Oneto</w:t>
+        <w:t xml:space="preserve">Antonio Canepa-Oneto</w:t>
       </w:r>
       <w:r>
         <w:rPr>
@@ -28,6 +28,12 @@
       </w:r>
       <w:r>
         <w:t xml:space="preserve">, Claudia Fernández Ruiz</w:t>
+      </w:r>
+      <w:r>
+        <w:rPr>
+          <w:vertAlign w:val="superscript"/>
+        </w:rPr>
+        <w:t xml:space="preserve">1</w:t>
       </w:r>
     </w:p>
     <w:p>
@@ -2166,208 +2172,6 @@
     </w:p>
     <w:bookmarkEnd w:id="70"/>
     <w:bookmarkEnd w:id="71"/>
-    <w:bookmarkStart w:id="78" w:name="todo"/>
-    <w:p>
-      <w:pPr>
-        <w:pStyle w:val="Heading1"/>
-      </w:pPr>
-      <w:r>
-        <w:t xml:space="preserve">TODO</w:t>
-      </w:r>
-    </w:p>
-    <w:p>
-      <w:pPr>
-        <w:pStyle w:val="FirstParagraph"/>
-      </w:pPr>
-      <w:r>
-        <w:t xml:space="preserve">incorporar comentarios y responder (positiva o negativamente) de los documentos: canepa_NotaEcoinf.docx; canepa_NotaEcoinf_ja.docx; canepa_NotaEcoinf_rev.docx</w:t>
-      </w:r>
-    </w:p>
-    <w:p>
-      <w:pPr>
-        <w:pStyle w:val="BodyText"/>
-      </w:pPr>
-      <w:r>
-        <w:t xml:space="preserve">Tendré que ir respondiendo uno a uno (no es tan difícil). Hay algunos comentarios que indican que use funciones en vez de</w:t>
-      </w:r>
-      <w:r>
-        <w:t xml:space="preserve"> </w:t>
-      </w:r>
-      <w:r>
-        <w:t xml:space="preserve">“chunks”</w:t>
-      </w:r>
-      <w:r>
-        <w:t xml:space="preserve"> </w:t>
-      </w:r>
-      <w:r>
-        <w:t xml:space="preserve">de código, pero hay que darle una vuelta porque esto cambia bastante el sentido, porque cómo estarán distribuidas las funciones? –&gt; la idea sería un paquete, pero no tengo tiempo para eso.</w:t>
-      </w:r>
-    </w:p>
-    <w:p>
-      <w:pPr>
-        <w:pStyle w:val="BodyText"/>
-      </w:pPr>
-      <w:r>
-        <w:t xml:space="preserve">Revisar la función con paginación porque entrega después del filtrado cero filas. y mejorarla con la que si funciona (Descomentado)</w:t>
-      </w:r>
-    </w:p>
-    <w:p>
-      <w:pPr>
-        <w:pStyle w:val="BodyText"/>
-      </w:pPr>
-      <w:r>
-        <w:t xml:space="preserve">Agregar en la revisión 3 paquetes/funciones:</w:t>
-      </w:r>
-    </w:p>
-    <w:p>
-      <w:pPr>
-        <w:numPr>
-          <w:ilvl w:val="0"/>
-          <w:numId w:val="1008"/>
-        </w:numPr>
-      </w:pPr>
-      <w:r>
-        <w:t xml:space="preserve">BiocManager::available (The function lists all packages available from repositories() when no pattern is provided. This usually includes CRAN and Bioconductor packages. The function can also be used to check for package name availability. Common use cases include annotation package lookups by organism short name (e.g.,</w:t>
-      </w:r>
-      <w:r>
-        <w:t xml:space="preserve"> </w:t>
-      </w:r>
-      <w:r>
-        <w:t xml:space="preserve">“hsapiens”</w:t>
-      </w:r>
-      <w:r>
-        <w:t xml:space="preserve">).)</w:t>
-      </w:r>
-    </w:p>
-    <w:p>
-      <w:pPr>
-        <w:numPr>
-          <w:ilvl w:val="0"/>
-          <w:numId w:val="1008"/>
-        </w:numPr>
-      </w:pPr>
-      <w:r>
-        <w:t xml:space="preserve">pkgsearch:</w:t>
-      </w:r>
-      <w:r>
-        <w:t xml:space="preserve"> </w:t>
-      </w:r>
-      <w:hyperlink r:id="rId72">
-        <w:r>
-          <w:rPr>
-            <w:rStyle w:val="Hyperlink"/>
-          </w:rPr>
-          <w:t xml:space="preserve">https://r-hub.github.io/pkgsearch/</w:t>
-        </w:r>
-      </w:hyperlink>
-      <w:r>
-        <w:t xml:space="preserve"> </w:t>
-      </w:r>
-      <w:r>
-        <w:t xml:space="preserve">//</w:t>
-      </w:r>
-      <w:r>
-        <w:t xml:space="preserve"> </w:t>
-      </w:r>
-      <w:hyperlink r:id="rId73">
-        <w:r>
-          <w:rPr>
-            <w:rStyle w:val="Hyperlink"/>
-          </w:rPr>
-          <w:t xml:space="preserve">https://github.com/r-hub/pkgsearch</w:t>
-        </w:r>
-      </w:hyperlink>
-    </w:p>
-    <w:p>
-      <w:pPr>
-        <w:numPr>
-          <w:ilvl w:val="0"/>
-          <w:numId w:val="1008"/>
-        </w:numPr>
-      </w:pPr>
-      <w:hyperlink r:id="rId21">
-        <w:r>
-          <w:rPr>
-            <w:rStyle w:val="Hyperlink"/>
-          </w:rPr>
-          <w:t xml:space="preserve">https://r-universe.dev/search</w:t>
-        </w:r>
-      </w:hyperlink>
-      <w:r>
-        <w:t xml:space="preserve"> </w:t>
-      </w:r>
-      <w:r>
-        <w:t xml:space="preserve">//</w:t>
-      </w:r>
-      <w:r>
-        <w:t xml:space="preserve"> </w:t>
-      </w:r>
-      <w:hyperlink r:id="rId74">
-        <w:r>
-          <w:rPr>
-            <w:rStyle w:val="Hyperlink"/>
-          </w:rPr>
-          <w:t xml:space="preserve">https://docs.ropensci.org/universe/</w:t>
-        </w:r>
-      </w:hyperlink>
-      <w:r>
-        <w:t xml:space="preserve"> </w:t>
-      </w:r>
-      <w:r>
-        <w:t xml:space="preserve">//</w:t>
-      </w:r>
-      <w:r>
-        <w:t xml:space="preserve"> </w:t>
-      </w:r>
-      <w:hyperlink r:id="rId75">
-        <w:r>
-          <w:rPr>
-            <w:rStyle w:val="Hyperlink"/>
-          </w:rPr>
-          <w:t xml:space="preserve">https://docs.r-universe.dev/browse/api.html</w:t>
-        </w:r>
-      </w:hyperlink>
-      <w:r>
-        <w:t xml:space="preserve"> </w:t>
-      </w:r>
-      <w:r>
-        <w:t xml:space="preserve">//</w:t>
-      </w:r>
-      <w:r>
-        <w:t xml:space="preserve"> </w:t>
-      </w:r>
-      <w:hyperlink r:id="rId76">
-        <w:r>
-          <w:rPr>
-            <w:rStyle w:val="Hyperlink"/>
-          </w:rPr>
-          <w:t xml:space="preserve">https://github.com/ropensci/universe</w:t>
-        </w:r>
-      </w:hyperlink>
-    </w:p>
-    <w:p>
-      <w:pPr>
-        <w:numPr>
-          <w:ilvl w:val="0"/>
-          <w:numId w:val="1008"/>
-        </w:numPr>
-      </w:pPr>
-      <w:r>
-        <w:t xml:space="preserve">Responder en el github de la AEE</w:t>
-      </w:r>
-      <w:r>
-        <w:t xml:space="preserve"> </w:t>
-      </w:r>
-      <w:hyperlink r:id="rId77">
-        <w:r>
-          <w:rPr>
-            <w:rStyle w:val="Hyperlink"/>
-          </w:rPr>
-          <w:t xml:space="preserve">https://github.com/ecoinfAEET/Notas_Ecosistemas/issues/59#issuecomment-3042319848</w:t>
-        </w:r>
-      </w:hyperlink>
-    </w:p>
-    <w:bookmarkEnd w:id="78"/>
     <w:sectPr>
       <w:footerReference r:id="rId9" w:type="default"/>
       <w:pgSz w:code="9" w:h="16840" w:w="11907"/>
@@ -4319,9 +4123,6 @@
     <w:lvlOverride w:ilvl="8">
       <w:startOverride w:val="5"/>
     </w:lvlOverride>
-  </w:num>
-  <w:num w:numId="1008">
-    <w:abstractNumId w:val="991"/>
   </w:num>
 </w:numbering>
 </file>

--- a/NotaEcoinformatica_Revision_Repositorios.docx
+++ b/NotaEcoinformatica_Revision_Repositorios.docx
@@ -53,7 +53,7 @@
         <w:pStyle w:val="BlockText"/>
       </w:pPr>
       <w:r>
-        <w:t xml:space="preserve">Autor de correspondencia*: Antonio J. Canepa Oneto [</w:t>
+        <w:t xml:space="preserve">Autor de correspondencia*: Antonio Canepa-Oneto [</w:t>
       </w:r>
       <w:hyperlink r:id="rId18">
         <w:r>
@@ -126,7 +126,7 @@
         <w:t xml:space="preserve">(Thieme, 2018)</w:t>
       </w:r>
       <w:r>
-        <w:t xml:space="preserve">. Particularmente, en el lenguaje de programación R estos paquetes se distribuyen principalmente en tres repositorios como son el CRAN, Bioconductor y de una manera mucho menos regulada en GitHub</w:t>
+        <w:t xml:space="preserve">. Particularmente, en el lenguaje de programación R estos paquetes se distribuyen principalmente en tres repositorios como son CRAN, Bioconductor y de una manera mucho menos regulada GitHub</w:t>
       </w:r>
       <w:r>
         <w:t xml:space="preserve"> </w:t>
@@ -149,6 +149,16 @@
       </w:r>
       <w:r>
         <w:t xml:space="preserve">GitLab, r-universe.dev, etc.). Algunos de estos repositorios (e.g. CRAN, Bioconductor) disponen de procesos de revisión y control de calidad. CRAN, por su parte, es el repositorio general del entorno de R, con un carácter más amplio; mientras que Bioconductor está centrado en el ámbito de la bioinformática y presenta estándares de revisión más estrictos. Por el contrario, GitHub/GitLab es una plataforma de desarrollo que no cuenta con un procedimiento formal de revisión, siendo utilizada para versiones en desarrollo y distribución de software. No obstante, además de estos tres repositorios principales, existen otras plataformas en este ámbito, entre ellas</w:t>
+      </w:r>
+      <w:r>
+        <w:t xml:space="preserve"> </w:t>
+      </w:r>
+      <w:r>
+        <w:rPr>
+          <w:i/>
+          <w:iCs/>
+        </w:rPr>
+        <w:t xml:space="preserve">r-universe</w:t>
       </w:r>
       <w:r>
         <w:t xml:space="preserve"> </w:t>
@@ -158,11 +168,21 @@
           <w:rPr>
             <w:rStyle w:val="Hyperlink"/>
           </w:rPr>
-          <w:t xml:space="preserve">r-universe</w:t>
+          <w:t xml:space="preserve">https://r-universe.dev/search</w:t>
         </w:r>
       </w:hyperlink>
       <w:r>
         <w:t xml:space="preserve">,</w:t>
+      </w:r>
+      <w:r>
+        <w:t xml:space="preserve"> </w:t>
+      </w:r>
+      <w:r>
+        <w:rPr>
+          <w:i/>
+          <w:iCs/>
+        </w:rPr>
+        <w:t xml:space="preserve">ROpenScience</w:t>
       </w:r>
       <w:r>
         <w:t xml:space="preserve"> </w:t>
@@ -172,14 +192,14 @@
           <w:rPr>
             <w:rStyle w:val="Hyperlink"/>
           </w:rPr>
-          <w:t xml:space="preserve">ROpenScience</w:t>
+          <w:t xml:space="preserve">https://ropensci.org/</w:t>
         </w:r>
       </w:hyperlink>
       <w:r>
         <w:t xml:space="preserve"> </w:t>
       </w:r>
       <w:r>
-        <w:t xml:space="preserve">en los que también pueden encontrarse paquetes de R. Debido a la gran cantidad de paquetes en estos repositorios (CRAN posee 22.403 paquetes y Bioconductor posee 3731 paquetes especializados en bioinformática), se han creado aproximaciones de sistematización y categorización de estas herramientas, en las que los paquetes son agrupados por temáticas y/o usos particulares. En el repositorio CRAN existen los</w:t>
+        <w:t xml:space="preserve">en los que también pueden encontrarse paquetes de R. Debido a la gran cantidad de paquetes en estos repositorios (CRAN posee ~ 24520 paquetes y Bioconductor posee ~ 2418 paquetes especializados en bioinformática), se han creado aproximaciones de sistematización y categorización de estas herramientas, en las que los paquetes son agrupados por temáticas y/o usos particulares. En el repositorio CRAN existen los</w:t>
       </w:r>
       <w:r>
         <w:t xml:space="preserve"> </w:t>
@@ -233,7 +253,7 @@
         </w:r>
       </w:hyperlink>
       <w:r>
-        <w:t xml:space="preserve">) que son un sistema jerárquico de anotación en la que los paquetes se agrupan en catálogos según palabras clave de búsqueda. Sin embargo, una gran cantidad de desarrollo de software está fuera de estos repositorios (principalmente en GitHub) y muchas veces contienen paquetes muy interesantes.</w:t>
+        <w:t xml:space="preserve">) que son un sistema jerárquico de anotación en el que los paquetes se agrupan en catálogos según palabras clave de búsqueda. Sin embargo, una gran cantidad de desarrollo de software está fuera de estos repositorios (principalmente en GitHub) donde muchas veces se encuentran paquetes muy interesantes.</w:t>
       </w:r>
     </w:p>
     <w:p>
@@ -241,7 +261,7 @@
         <w:pStyle w:val="BodyText"/>
       </w:pPr>
       <w:r>
-        <w:t xml:space="preserve">Tanto para quien desea generar un paquete nuevo, como para quienes buscan realizar una investigación sistemática de las herramientas existentes, el poder generar búsquedas estructuradas es de gran ayuda. Así, existen un par de aprocimaciones como el paquete</w:t>
+        <w:t xml:space="preserve">Tanto para quien desea generar un paquete nuevo, como para quienes buscan realizar una investigación sistemática de las herramientas existentes, el poder generar búsquedas estructuradas es de gran ayuda. Así, existen un par de aproximaciones como el paquete</w:t>
       </w:r>
       <w:r>
         <w:t xml:space="preserve"> </w:t>
@@ -297,7 +317,7 @@
         <w:t xml:space="preserve">(Staples, 2023)</w:t>
       </w:r>
       <w:r>
-        <w:t xml:space="preserve">. Sin embargo, estos esfuerzos responden preguntas científicas específicas y no aportan una herramienta clara para realizar una revisión sistemática de los paquetes.</w:t>
+        <w:t xml:space="preserve">. Sin embargo, estos esfuerzos responden a preguntas científicas específicas y no aportan una herramienta clara para realizar una revisión sistemática de los paquetes.</w:t>
       </w:r>
     </w:p>
     <w:p>
@@ -309,7 +329,7 @@
       </w:r>
     </w:p>
     <w:bookmarkEnd w:id="26"/>
-    <w:bookmarkStart w:id="31" w:name="métodos"/>
+    <w:bookmarkStart w:id="32" w:name="métodos"/>
     <w:p>
       <w:pPr>
         <w:pStyle w:val="Heading1"/>
@@ -345,7 +365,16 @@
         <w:t xml:space="preserve"> </w:t>
       </w:r>
       <w:r>
-        <w:t xml:space="preserve">proporciona herramientas que permiten transformar, manipular y organizar los datos obtenidos en las búsquedas de cada repositorio.</w:t>
+        <w:t xml:space="preserve">proporciona herramientas que permiten transformar, manipular y organizar los datos obtenidos en las búsquedas de cada repositorio</w:t>
+      </w:r>
+      <w:r>
+        <w:t xml:space="preserve"> </w:t>
+      </w:r>
+      <w:r>
+        <w:t xml:space="preserve">(Wickham et al., 2019)</w:t>
+      </w:r>
+      <w:r>
+        <w:t xml:space="preserve">.</w:t>
       </w:r>
     </w:p>
     <w:p>
@@ -367,7 +396,16 @@
         <w:t xml:space="preserve"> </w:t>
       </w:r>
       <w:r>
-        <w:t xml:space="preserve">presenta funciones específicas en el repositorio de Bioconductor que permiten realizar consultas y extraer información.</w:t>
+        <w:t xml:space="preserve">presenta funciones específicas en el repositorio de Bioconductor que permiten realizar consultas y extraer información</w:t>
+      </w:r>
+      <w:r>
+        <w:t xml:space="preserve"> </w:t>
+      </w:r>
+      <w:r>
+        <w:t xml:space="preserve">(Su et al., 2026a)</w:t>
+      </w:r>
+      <w:r>
+        <w:t xml:space="preserve">.</w:t>
       </w:r>
     </w:p>
     <w:p>
@@ -418,7 +456,16 @@
         <w:t xml:space="preserve"> </w:t>
       </w:r>
       <w:r>
-        <w:t xml:space="preserve">permiten la creación, manipulación y visualización de los grafos.</w:t>
+        <w:t xml:space="preserve">permiten la creación, manipulación y visualización de los grafos</w:t>
+      </w:r>
+      <w:r>
+        <w:t xml:space="preserve"> </w:t>
+      </w:r>
+      <w:r>
+        <w:t xml:space="preserve">(Pedersen, 2024, 2025; Csárdi et al., 2026)</w:t>
+      </w:r>
+      <w:r>
+        <w:t xml:space="preserve">.</w:t>
       </w:r>
     </w:p>
     <w:p>
@@ -473,7 +520,37 @@
         <w:pStyle w:val="FirstParagraph"/>
       </w:pPr>
       <w:r>
-        <w:t xml:space="preserve">Para realizar la consulta en estos tres repositorios (CRAN, Bioconductor y GitHub) se han creado 3 funciones con filosofías similares que comparten un mismo motor de búsqueda. Aunque cada repositorio presenta sus particularidades en cuanto a su estructura y organización de la información, todas las funciones siguen un esquema general. Cada función recibe una query (consulta) y aplica un proceso sistemático de filtrado. El procedimiento consta de los siguientes pasos:</w:t>
+        <w:t xml:space="preserve">Para realizar la consulta en estos tres repositorios (CRAN, Bioconductor y GitHub) se han creado 3 funciones con filosofías similares que comparten un mismo motor de búsqueda, disponibles en el siguiente repositorio</w:t>
+      </w:r>
+      <w:r>
+        <w:t xml:space="preserve"> </w:t>
+      </w:r>
+      <w:hyperlink r:id="rId27">
+        <w:r>
+          <w:rPr>
+            <w:rStyle w:val="Hyperlink"/>
+          </w:rPr>
+          <w:t xml:space="preserve">https://github.com/ajcanepa/NotaEcoinformatica_Revision_Repositorios</w:t>
+        </w:r>
+      </w:hyperlink>
+      <w:r>
+        <w:t xml:space="preserve">. Aunque cada función presenta sus particularidades en cuanto a su estructura y organización de la información, todas siguen un esquema general. Cada función recibe una consulta (</w:t>
+      </w:r>
+      <w:r>
+        <w:t xml:space="preserve">“</w:t>
+      </w:r>
+      <w:r>
+        <w:rPr>
+          <w:i/>
+          <w:iCs/>
+        </w:rPr>
+        <w:t xml:space="preserve">query</w:t>
+      </w:r>
+      <w:r>
+        <w:t xml:space="preserve">”</w:t>
+      </w:r>
+      <w:r>
+        <w:t xml:space="preserve">) y aplica un proceso sistemático de filtrado. El procedimiento consta de los siguientes pasos:</w:t>
       </w:r>
     </w:p>
     <w:p>
@@ -485,7 +562,23 @@
         </w:numPr>
       </w:pPr>
       <w:r>
-        <w:t xml:space="preserve">Validación de la query</w:t>
+        <w:t xml:space="preserve">Validación de la consulta (</w:t>
+      </w:r>
+      <w:r>
+        <w:t xml:space="preserve">“</w:t>
+      </w:r>
+      <w:r>
+        <w:rPr>
+          <w:i/>
+          <w:iCs/>
+        </w:rPr>
+        <w:t xml:space="preserve">query</w:t>
+      </w:r>
+      <w:r>
+        <w:t xml:space="preserve">”</w:t>
+      </w:r>
+      <w:r>
+        <w:t xml:space="preserve">)</w:t>
       </w:r>
     </w:p>
     <w:p>
@@ -493,7 +586,26 @@
         <w:pStyle w:val="FirstParagraph"/>
       </w:pPr>
       <w:r>
-        <w:t xml:space="preserve">Las funciones comprueban en su inicio si el término de búsqueda, es decir, la query, es válido. Esto implica que el campo no esté vacío y el texto introducido sea de tipo carácter. En caso contrario, se lanza un mensaje de error que alerta al usuario de una llamada incorrecta de la función y se detiene la ejecución.</w:t>
+        <w:t xml:space="preserve">Las funciones comprueban en su inicio si el término de búsqueda, es decir, la</w:t>
+      </w:r>
+      <w:r>
+        <w:t xml:space="preserve"> </w:t>
+      </w:r>
+      <w:r>
+        <w:t xml:space="preserve">“</w:t>
+      </w:r>
+      <w:r>
+        <w:rPr>
+          <w:i/>
+          <w:iCs/>
+        </w:rPr>
+        <w:t xml:space="preserve">query</w:t>
+      </w:r>
+      <w:r>
+        <w:t xml:space="preserve">”</w:t>
+      </w:r>
+      <w:r>
+        <w:t xml:space="preserve">, es válido. Esto implica que el campo no esté vacío y el texto introducido sea de tipo carácter. En caso contrario, se lanza un mensaje de error que alerta al usuario de una llamada incorrecta de la función y se detiene la ejecución.</w:t>
       </w:r>
     </w:p>
     <w:p>
@@ -505,7 +617,23 @@
         </w:numPr>
       </w:pPr>
       <w:r>
-        <w:t xml:space="preserve">Normalización de la query</w:t>
+        <w:t xml:space="preserve">Normalización de la consulta (</w:t>
+      </w:r>
+      <w:r>
+        <w:t xml:space="preserve">“</w:t>
+      </w:r>
+      <w:r>
+        <w:rPr>
+          <w:i/>
+          <w:iCs/>
+        </w:rPr>
+        <w:t xml:space="preserve">query</w:t>
+      </w:r>
+      <w:r>
+        <w:t xml:space="preserve">”</w:t>
+      </w:r>
+      <w:r>
+        <w:t xml:space="preserve">)</w:t>
       </w:r>
     </w:p>
     <w:p>
@@ -513,7 +641,31 @@
         <w:pStyle w:val="FirstParagraph"/>
       </w:pPr>
       <w:r>
-        <w:t xml:space="preserve">Las funciones dan soporte a queries en el formato propio de búsqueda de cada repositorio y, además, en formato de búsqueda booleana. Esto permite la creación de consultas con lenguaje natural y operadores lógicos (and y or) que facilitan la generación de la query y permiten que esta sea utilizada indistintamente en los 3 repositorios. Esto evita tener que conocer la semántica de búsqueda de cada uno y tener que ir adaptando la query a estos criterios.</w:t>
+        <w:t xml:space="preserve">Las funciones dan soporte a queries en el formato propio de búsqueda de cada repositorio y, además, en formato de búsqueda booleana. Esto permite la creación de consultas con lenguaje natural y operadores lógicos (</w:t>
+      </w:r>
+      <w:r>
+        <w:rPr>
+          <w:rStyle w:val="VerbatimChar"/>
+        </w:rPr>
+        <w:t xml:space="preserve">and</w:t>
+      </w:r>
+      <w:r>
+        <w:t xml:space="preserve"> </w:t>
+      </w:r>
+      <w:r>
+        <w:t xml:space="preserve">y</w:t>
+      </w:r>
+      <w:r>
+        <w:t xml:space="preserve"> </w:t>
+      </w:r>
+      <w:r>
+        <w:rPr>
+          <w:rStyle w:val="VerbatimChar"/>
+        </w:rPr>
+        <w:t xml:space="preserve">or</w:t>
+      </w:r>
+      <w:r>
+        <w:t xml:space="preserve">) que facilitan la generación de la consulta y permiten que esta sea utilizada indistintamente en los 3 repositorios. Esto evita tener que conocer la semántica de búsqueda de cada uno y tener que ir adaptando la consulta a estos criterios.</w:t>
       </w:r>
     </w:p>
     <w:p>
@@ -553,7 +705,7 @@
         <w:pStyle w:val="FirstParagraph"/>
       </w:pPr>
       <w:r>
-        <w:t xml:space="preserve">La query normalizada se aplica sobre el contenido anteriormente agrupado, realizando una búsqueda por coincidencia exacta de los términos introducidos. Esta coincidencia es sensible a mayúsculas y minúsculas.</w:t>
+        <w:t xml:space="preserve">La consulta normalizada se aplica sobre el contenido anteriormente agrupado, realizando una búsqueda por coincidencia exacta de los términos introducidos. Esta coincidencia es sensible a mayúsculas y minúsculas.</w:t>
       </w:r>
     </w:p>
     <w:p>
@@ -573,7 +725,7 @@
         <w:pStyle w:val="FirstParagraph"/>
       </w:pPr>
       <w:r>
-        <w:t xml:space="preserve">Por último, cada una de las funciones devuelve un conjunto estructurado de datos en formato de tabla con aquellos que cumplen la coincidencia con la query introducida.</w:t>
+        <w:t xml:space="preserve">Por último, cada una de las funciones devuelve un conjunto estructurado de datos, en formato de tabla, con aquellos que cumplen la coincidencia con la consulta introducida.</w:t>
       </w:r>
     </w:p>
     <w:p>
@@ -584,7 +736,7 @@
         <w:t xml:space="preserve">Mediante estas funciones se permite el empleo de los distintos repositorios de manera transparente a las peculiaridades internas de cada uno.</w:t>
       </w:r>
     </w:p>
-    <w:bookmarkStart w:id="27" w:name="consultando-cran"/>
+    <w:bookmarkStart w:id="28" w:name="consultando-cran"/>
     <w:p>
       <w:pPr>
         <w:pStyle w:val="Heading2"/>
@@ -646,7 +798,7 @@
         <w:t xml:space="preserve"> </w:t>
       </w:r>
       <w:r>
-        <w:t xml:space="preserve">con 23.749 filas (los paquetes de R en CRAN al momento de la consulta) y con 69 variables o atributos (columnas) que describen las propiedades de estos paquetes. La query introducida será transformada mediante la función</w:t>
+        <w:t xml:space="preserve">con 23749 filas (los paquetes de R en CRAN al momento de la consulta) y con 69 variables o atributos (columnas) que describen las propiedades de estos paquetes. La búsqueda sistemática se realizaría, por ejemplo, mediante la función</w:t>
       </w:r>
       <w:r>
         <w:t xml:space="preserve"> </w:t>
@@ -655,67 +807,18 @@
         <w:rPr>
           <w:rStyle w:val="VerbatimChar"/>
         </w:rPr>
-        <w:t xml:space="preserve">gsub()</w:t>
-      </w:r>
-      <w:r>
-        <w:t xml:space="preserve">, que sustituirá el booleano</w:t>
-      </w:r>
-      <w:r>
-        <w:t xml:space="preserve"> </w:t>
-      </w:r>
-      <w:r>
-        <w:t xml:space="preserve">“or”</w:t>
-      </w:r>
-      <w:r>
-        <w:t xml:space="preserve"> </w:t>
-      </w:r>
-      <w:r>
-        <w:t xml:space="preserve">por</w:t>
-      </w:r>
-      <w:r>
-        <w:t xml:space="preserve"> </w:t>
-      </w:r>
-      <w:r>
-        <w:t xml:space="preserve">“|”</w:t>
-      </w:r>
-      <w:r>
-        <w:t xml:space="preserve"> </w:t>
-      </w:r>
-      <w:r>
-        <w:t xml:space="preserve">y el</w:t>
-      </w:r>
-      <w:r>
-        <w:t xml:space="preserve"> </w:t>
-      </w:r>
-      <w:r>
-        <w:t xml:space="preserve">“and”</w:t>
-      </w:r>
-      <w:r>
-        <w:t xml:space="preserve"> </w:t>
-      </w:r>
-      <w:r>
-        <w:t xml:space="preserve">por</w:t>
-      </w:r>
-      <w:r>
-        <w:t xml:space="preserve"> </w:t>
-      </w:r>
-      <w:r>
-        <w:t xml:space="preserve">“&amp;”</w:t>
-      </w:r>
-      <w:r>
-        <w:t xml:space="preserve">. Así, la búsqueda sistemática se realizaría, por ejemplo, mediante la función</w:t>
-      </w:r>
-      <w:r>
-        <w:t xml:space="preserve"> </w:t>
-      </w:r>
-      <w:r>
-        <w:rPr>
-          <w:rStyle w:val="VerbatimChar"/>
-        </w:rPr>
         <w:t xml:space="preserve">grepl()</w:t>
       </w:r>
       <w:r>
-        <w:t xml:space="preserve">, que permite crear nuestra consulta o</w:t>
+        <w:t xml:space="preserve">, que permite crear nuestra consulta aplicada (a modo de ejemplo) tanto en el nombre del paquete como en el título y en la descripción. Así, nos aseguramos de que las palabras claves a buscar sean encontradas en alguna sección importante del paquete.</w:t>
+      </w:r>
+    </w:p>
+    <w:p>
+      <w:pPr>
+        <w:pStyle w:val="BodyText"/>
+      </w:pPr>
+      <w:r>
+        <w:t xml:space="preserve">A continuación se muestra una consulta para encontrar todos los paquetes relacionados con las palabras clave</w:t>
       </w:r>
       <w:r>
         <w:t xml:space="preserve"> </w:t>
@@ -725,18 +828,13 @@
           <w:i/>
           <w:iCs/>
         </w:rPr>
-        <w:t xml:space="preserve">«query»</w:t>
-      </w:r>
-      <w:r>
-        <w:t xml:space="preserve">. Esta «query» la aplicaremos (a modo de ejemplo) tanto en el nombre del paquete como en el título y en la descripción. Así, nos aseguramos que las palabras claves a buscar sean encontradas en alguna sección importante del paquete.</w:t>
-      </w:r>
-    </w:p>
-    <w:p>
-      <w:pPr>
-        <w:pStyle w:val="BodyText"/>
-      </w:pPr>
-      <w:r>
-        <w:t xml:space="preserve">A continuación se muestra una consulta para encontrar todos los paquetes relacionados con las palabras clave</w:t>
+        <w:t xml:space="preserve">“aligment”</w:t>
+      </w:r>
+      <w:r>
+        <w:t xml:space="preserve"> </w:t>
+      </w:r>
+      <w:r>
+        <w:t xml:space="preserve">and</w:t>
       </w:r>
       <w:r>
         <w:t xml:space="preserve"> </w:t>
@@ -746,53 +844,300 @@
           <w:i/>
           <w:iCs/>
         </w:rPr>
-        <w:t xml:space="preserve">«aligment»</w:t>
-      </w:r>
-      <w:r>
-        <w:t xml:space="preserve"> </w:t>
-      </w:r>
-      <w:r>
-        <w:t xml:space="preserve">and</w:t>
-      </w:r>
-      <w:r>
-        <w:t xml:space="preserve"> </w:t>
+        <w:t xml:space="preserve">“pipeline”</w:t>
+      </w:r>
+      <w:r>
+        <w:t xml:space="preserve"> </w:t>
+      </w:r>
+      <w:r>
+        <w:t xml:space="preserve">siguiendo el siguiente</w:t>
+      </w:r>
+      <w:r>
+        <w:t xml:space="preserve"> </w:t>
+      </w:r>
+      <w:r>
+        <w:rPr>
+          <w:b/>
+          <w:bCs/>
+        </w:rPr>
+        <w:t xml:space="preserve">motor de búsqueda</w:t>
+      </w:r>
+      <w:r>
+        <w:t xml:space="preserve">:</w:t>
+      </w:r>
+    </w:p>
+    <w:p>
+      <w:pPr>
+        <w:pStyle w:val="BlockText"/>
+      </w:pPr>
+      <w:r>
+        <w:rPr>
+          <w:rStyle w:val="VerbatimChar"/>
+        </w:rPr>
+        <w:t xml:space="preserve">(alignment OR sequence alignment OR multiple alignment) AND (pipeline OR workflow OR nextflow OR reproducible workflow OR workflow automation)</w:t>
+      </w:r>
+    </w:p>
+    <w:p>
+      <w:pPr>
+        <w:pStyle w:val="FirstParagraph"/>
+      </w:pPr>
+      <w:r>
+        <w:t xml:space="preserve">Para aplicar esta consulta en nuestro conjunto de datos deberíamos ejecutar:</w:t>
+      </w:r>
+    </w:p>
+    <w:p>
+      <w:pPr>
+        <w:pStyle w:val="SourceCode"/>
+      </w:pPr>
+      <w:r>
+        <w:rPr>
+          <w:rStyle w:val="VerbatimChar"/>
+        </w:rPr>
+        <w:t xml:space="preserve">#Cargamos la función para unificar las búsquedas</w:t>
+      </w:r>
+      <w:r>
+        <w:br/>
+      </w:r>
+      <w:r>
+        <w:rPr>
+          <w:rStyle w:val="VerbatimChar"/>
+        </w:rPr>
+        <w:t xml:space="preserve">source('R/consulta_CRAN.R')</w:t>
+      </w:r>
+      <w:r>
+        <w:br/>
+      </w:r>
+      <w:r>
+        <w:br/>
+      </w:r>
+      <w:r>
+        <w:rPr>
+          <w:rStyle w:val="VerbatimChar"/>
+        </w:rPr>
+        <w:t xml:space="preserve"># Filtramos sobre CRAN usando una query con operadores booleanos</w:t>
+      </w:r>
+      <w:r>
+        <w:br/>
+      </w:r>
+      <w:r>
+        <w:rPr>
+          <w:rStyle w:val="VerbatimChar"/>
+        </w:rPr>
+        <w:t xml:space="preserve">Cran_filtrado &lt;- consulta_CRAN(query = "alignment or sequence alignment or multiple alignment and pipeline or workflow or nextflow or reproducible workflow or workflow automation")</w:t>
+      </w:r>
+      <w:r>
+        <w:br/>
+      </w:r>
+      <w:r>
+        <w:rPr>
+          <w:rStyle w:val="VerbatimChar"/>
+        </w:rPr>
+        <w:t xml:space="preserve">Cran_filtrado</w:t>
+      </w:r>
+    </w:p>
+    <w:p>
+      <w:pPr>
+        <w:pStyle w:val="FirstParagraph"/>
+      </w:pPr>
+      <w:r>
+        <w:t xml:space="preserve">En este caso nos encontraríamos con un objeto</w:t>
+      </w:r>
+      <w:r>
+        <w:t xml:space="preserve"> </w:t>
+      </w:r>
+      <w:r>
+        <w:rPr>
+          <w:rStyle w:val="VerbatimChar"/>
+        </w:rPr>
+        <w:t xml:space="preserve">tibble</w:t>
+      </w:r>
+      <w:r>
+        <w:t xml:space="preserve"> </w:t>
+      </w:r>
+      <w:r>
+        <w:t xml:space="preserve">de 6 filas y las mismas 69 columnas originales de la tabla original de CRAN. Por lo tanto tenemos 6 paquetes que coinciden con nuestra búsqueda. Ahora ya podremos calcular algunas estadísticas como por ejemplo el número de paquetes publicados por año o bien el número de descargas realizadas desde CRAN, usando el paquete</w:t>
+      </w:r>
+      <w:r>
+        <w:t xml:space="preserve"> </w:t>
+      </w:r>
+      <w:r>
+        <w:rPr>
+          <w:rStyle w:val="VerbatimChar"/>
+        </w:rPr>
+        <w:t xml:space="preserve">cranlogs</w:t>
+      </w:r>
+      <w:r>
+        <w:t xml:space="preserve"> </w:t>
+      </w:r>
+      <w:r>
+        <w:t xml:space="preserve">(Cs’ardi, 2019)</w:t>
+      </w:r>
+      <w:r>
+        <w:t xml:space="preserve"> </w:t>
+      </w:r>
+      <w:r>
+        <w:t xml:space="preserve">(ver Figura 1).</w:t>
+      </w:r>
+    </w:p>
+    <w:bookmarkEnd w:id="28"/>
+    <w:bookmarkStart w:id="29" w:name="consultando-bioconductor"/>
+    <w:p>
+      <w:pPr>
+        <w:pStyle w:val="Heading2"/>
+      </w:pPr>
+      <w:r>
+        <w:t xml:space="preserve">Consultando Bioconductor</w:t>
+      </w:r>
+    </w:p>
+    <w:p>
+      <w:pPr>
+        <w:pStyle w:val="FirstParagraph"/>
+      </w:pPr>
+      <w:r>
+        <w:t xml:space="preserve">Análogamente, la función</w:t>
+      </w:r>
+      <w:r>
+        <w:t xml:space="preserve"> </w:t>
+      </w:r>
+      <w:r>
+        <w:rPr>
+          <w:rStyle w:val="VerbatimChar"/>
+        </w:rPr>
+        <w:t xml:space="preserve">biocPkgList()</w:t>
+      </w:r>
+      <w:r>
+        <w:t xml:space="preserve"> </w:t>
+      </w:r>
+      <w:r>
+        <w:t xml:space="preserve">del paquete</w:t>
+      </w:r>
+      <w:r>
+        <w:t xml:space="preserve"> </w:t>
+      </w:r>
+      <w:r>
+        <w:rPr>
+          <w:rStyle w:val="VerbatimChar"/>
+        </w:rPr>
+        <w:t xml:space="preserve">BiocPkgTools</w:t>
+      </w:r>
+      <w:r>
+        <w:t xml:space="preserve"> </w:t>
+      </w:r>
+      <w:r>
+        <w:t xml:space="preserve">(Su et al., 2026b)</w:t>
+      </w:r>
+      <w:r>
+        <w:t xml:space="preserve"> </w:t>
+      </w:r>
+      <w:r>
+        <w:t xml:space="preserve">nos permite descargar un objeto</w:t>
+      </w:r>
+      <w:r>
+        <w:t xml:space="preserve"> </w:t>
+      </w:r>
+      <w:r>
+        <w:rPr>
+          <w:rStyle w:val="VerbatimChar"/>
+        </w:rPr>
+        <w:t xml:space="preserve">tibble</w:t>
+      </w:r>
+      <w:r>
+        <w:t xml:space="preserve"> </w:t>
+      </w:r>
+      <w:r>
+        <w:t xml:space="preserve">que contiene un listado de los paquetes disponibles en Bioconductor. En este caso, es un</w:t>
+      </w:r>
+      <w:r>
+        <w:t xml:space="preserve"> </w:t>
+      </w:r>
+      <w:r>
+        <w:rPr>
+          <w:rStyle w:val="VerbatimChar"/>
+        </w:rPr>
+        <w:t xml:space="preserve">tibble</w:t>
+      </w:r>
+      <w:r>
+        <w:t xml:space="preserve"> </w:t>
+      </w:r>
+      <w:r>
+        <w:t xml:space="preserve">con 2361 filas (paquetes) y con 47 columnas o atributos que describen los diferentes paquetes.</w:t>
+      </w:r>
+    </w:p>
+    <w:p>
+      <w:pPr>
+        <w:pStyle w:val="BodyText"/>
+      </w:pPr>
+      <w:r>
+        <w:t xml:space="preserve">Si quisiéramos repetir la misma consulta (</w:t>
+      </w:r>
+      <w:r>
+        <w:t xml:space="preserve">“</w:t>
       </w:r>
       <w:r>
         <w:rPr>
           <w:i/>
           <w:iCs/>
         </w:rPr>
-        <w:t xml:space="preserve">«pipeline»</w:t>
-      </w:r>
-      <w:r>
-        <w:t xml:space="preserve"> </w:t>
-      </w:r>
-      <w:r>
-        <w:t xml:space="preserve">siguiendo el siguiente</w:t>
-      </w:r>
-      <w:r>
-        <w:t xml:space="preserve"> </w:t>
-      </w:r>
-      <w:r>
-        <w:rPr>
-          <w:b/>
-          <w:bCs/>
-        </w:rPr>
-        <w:t xml:space="preserve">motor de búsqueda</w:t>
-      </w:r>
-      <w:r>
-        <w:t xml:space="preserve">:</w:t>
-      </w:r>
-    </w:p>
-    <w:p>
-      <w:pPr>
-        <w:pStyle w:val="BlockText"/>
+        <w:t xml:space="preserve">query</w:t>
+      </w:r>
+      <w:r>
+        <w:t xml:space="preserve">”</w:t>
+      </w:r>
+      <w:r>
+        <w:t xml:space="preserve">), tendríamos que ejecutar:</w:t>
+      </w:r>
+    </w:p>
+    <w:p>
+      <w:pPr>
+        <w:pStyle w:val="SourceCode"/>
       </w:pPr>
       <w:r>
         <w:rPr>
           <w:rStyle w:val="VerbatimChar"/>
         </w:rPr>
-        <w:t xml:space="preserve">(alignment OR sequence alignment OR multiple alignment) AND (pipeline OR workflow OR nextflow OR reproducible workflow OR workflow automation)</w:t>
+        <w:t xml:space="preserve">#Cargamos la función para unificar las búsquedas</w:t>
+      </w:r>
+      <w:r>
+        <w:br/>
+      </w:r>
+      <w:r>
+        <w:rPr>
+          <w:rStyle w:val="VerbatimChar"/>
+        </w:rPr>
+        <w:t xml:space="preserve">source('R/consulta_Bioconductor.R')</w:t>
+      </w:r>
+      <w:r>
+        <w:br/>
+      </w:r>
+      <w:r>
+        <w:br/>
+      </w:r>
+      <w:r>
+        <w:rPr>
+          <w:rStyle w:val="VerbatimChar"/>
+        </w:rPr>
+        <w:t xml:space="preserve"># Filtramos sobre Bioconductor usando una query con operadores booleanos</w:t>
+      </w:r>
+      <w:r>
+        <w:br/>
+      </w:r>
+      <w:r>
+        <w:rPr>
+          <w:rStyle w:val="VerbatimChar"/>
+        </w:rPr>
+        <w:t xml:space="preserve">Bioconductor_filtrado &lt;- consulta_Bioconductor(query = "alignment or sequence alignment or multiple alignment and pipeline or workflow or nextflow or reproducible workflow or workflow automation")</w:t>
+      </w:r>
+      <w:r>
+        <w:br/>
+      </w:r>
+      <w:r>
+        <w:br/>
+      </w:r>
+      <w:r>
+        <w:rPr>
+          <w:rStyle w:val="VerbatimChar"/>
+        </w:rPr>
+        <w:t xml:space="preserve">Bioconductor_filtrado</w:t>
       </w:r>
     </w:p>
     <w:p>
@@ -800,344 +1145,76 @@
         <w:pStyle w:val="FirstParagraph"/>
       </w:pPr>
       <w:r>
-        <w:t xml:space="preserve">Para aplicar esta consulta en nuestro conjunto de datos deberíamos ejecutar:</w:t>
-      </w:r>
-    </w:p>
-    <w:p>
-      <w:pPr>
-        <w:pStyle w:val="SourceCode"/>
-      </w:pPr>
+        <w:t xml:space="preserve">Obtendríamos en este caso, un conjunto de datos tabulado multiclase (</w:t>
+      </w:r>
       <w:r>
         <w:rPr>
           <w:rStyle w:val="VerbatimChar"/>
         </w:rPr>
-        <w:t xml:space="preserve">#Cargamos la función para unificar las búsquedas</w:t>
-      </w:r>
-      <w:r>
-        <w:br/>
+        <w:t xml:space="preserve">S3: biocPkgList/tbl_df/tbl/data.frame</w:t>
+      </w:r>
+      <w:r>
+        <w:t xml:space="preserve">) con 6 filas correspondientes a los 6 paquetes que coinciden con nuestra búsqueda y las 47 columnas o atributos que describen a los paquetes consultados. Un objeto multiclase pertenece a varias clases de manera simultánea, por lo cual, hereda métodos y comportamientos de todas ellas. La importancia de esta estructura se encuentra en que combina la flexibilidad proporcionada por los data.frame pero añade funcionalidades propias de tibble, permitiendo así una sencilla manipulación y la compatibilidad con el ecosistema de datos R, además de la extensión mediante sus métodos específicos. Ahora que ya conocemos los paquetes resultantes de nuestra búsqueda, podríamos indagar más sobre ellos, por ejemplo averiguando qué otros paquetes del ecosistema R importa el paquete</w:t>
+      </w:r>
+      <w:r>
+        <w:t xml:space="preserve"> </w:t>
       </w:r>
       <w:r>
         <w:rPr>
           <w:rStyle w:val="VerbatimChar"/>
         </w:rPr>
-        <w:t xml:space="preserve">source('R/consulta_CRAN.R')</w:t>
-      </w:r>
-      <w:r>
-        <w:br/>
-      </w:r>
-      <w:r>
-        <w:br/>
+        <w:t xml:space="preserve">CircSeqAlignTk</w:t>
+      </w:r>
+      <w:r>
+        <w:t xml:space="preserve"> </w:t>
+      </w:r>
+      <w:r>
+        <w:t xml:space="preserve">(ver Figura 2).</w:t>
+      </w:r>
+    </w:p>
+    <w:bookmarkEnd w:id="29"/>
+    <w:bookmarkStart w:id="31" w:name="consultando-github"/>
+    <w:p>
+      <w:pPr>
+        <w:pStyle w:val="Heading2"/>
+      </w:pPr>
+      <w:r>
+        <w:t xml:space="preserve">Consultando GitHub</w:t>
+      </w:r>
+    </w:p>
+    <w:p>
+      <w:pPr>
+        <w:pStyle w:val="FirstParagraph"/>
+      </w:pPr>
+      <w:r>
+        <w:t xml:space="preserve">En cuanto al repositorio GitHub, la búsqueda sistemática se realiza mediante el paquete</w:t>
+      </w:r>
+      <w:r>
+        <w:t xml:space="preserve"> </w:t>
       </w:r>
       <w:r>
         <w:rPr>
           <w:rStyle w:val="VerbatimChar"/>
         </w:rPr>
-        <w:t xml:space="preserve"># Filtramos sobre CRAN usando una query con operadores booleanos</w:t>
-      </w:r>
-      <w:r>
-        <w:br/>
+        <w:t xml:space="preserve">gh</w:t>
+      </w:r>
+      <w:r>
+        <w:t xml:space="preserve"> </w:t>
+      </w:r>
+      <w:r>
+        <w:t xml:space="preserve">(Bryan y Wickham, 2024)</w:t>
+      </w:r>
+      <w:r>
+        <w:t xml:space="preserve">. Mediante la función del mismo nombre (</w:t>
       </w:r>
       <w:r>
         <w:rPr>
           <w:rStyle w:val="VerbatimChar"/>
         </w:rPr>
-        <w:t xml:space="preserve">Cran_filtrado &lt;- consulta_CRAN(query = "alignment or sequence alignment or multiple alignment and pipeline or workflow or nextflow or reproducible workflow or workflow automation")</w:t>
-      </w:r>
-      <w:r>
-        <w:br/>
-      </w:r>
-      <w:r>
-        <w:rPr>
-          <w:rStyle w:val="VerbatimChar"/>
-        </w:rPr>
-        <w:t xml:space="preserve">Cran_filtrado</w:t>
-      </w:r>
-    </w:p>
-    <w:p>
-      <w:pPr>
-        <w:pStyle w:val="FirstParagraph"/>
-      </w:pPr>
-      <w:r>
-        <w:t xml:space="preserve">En este caso nos encontraríamos con un objeto</w:t>
-      </w:r>
-      <w:r>
-        <w:t xml:space="preserve"> </w:t>
-      </w:r>
-      <w:r>
-        <w:rPr>
-          <w:rStyle w:val="VerbatimChar"/>
-        </w:rPr>
-        <w:t xml:space="preserve">tibble</w:t>
-      </w:r>
-      <w:r>
-        <w:t xml:space="preserve"> </w:t>
-      </w:r>
-      <w:r>
-        <w:t xml:space="preserve">de 6 filas y las mismas 69 columnas originales de la tabla original de CRAN. Por lo tanto tenemos 6 paquetes que coinciden con nuestra búsqueda. Ahora ya podremos calcular algunas estadísticas como por ejemplo el número de paquetes publicados por año o bien el número de descargas realizadas desde el CRAN, usando el paquete</w:t>
-      </w:r>
-      <w:r>
-        <w:t xml:space="preserve"> </w:t>
-      </w:r>
-      <w:r>
-        <w:rPr>
-          <w:rStyle w:val="VerbatimChar"/>
-        </w:rPr>
-        <w:t xml:space="preserve">cranlogs</w:t>
-      </w:r>
-      <w:r>
-        <w:t xml:space="preserve"> </w:t>
-      </w:r>
-      <w:r>
-        <w:t xml:space="preserve">(Cs’ardi, 2019)</w:t>
-      </w:r>
-      <w:r>
-        <w:t xml:space="preserve"> </w:t>
-      </w:r>
-      <w:r>
-        <w:t xml:space="preserve">(ver Figura 1).</w:t>
-      </w:r>
-    </w:p>
-    <w:bookmarkEnd w:id="27"/>
-    <w:bookmarkStart w:id="28" w:name="consultando-bioconductor"/>
-    <w:p>
-      <w:pPr>
-        <w:pStyle w:val="Heading2"/>
-      </w:pPr>
-      <w:r>
-        <w:t xml:space="preserve">Consultando Bioconductor</w:t>
-      </w:r>
-    </w:p>
-    <w:p>
-      <w:pPr>
-        <w:pStyle w:val="FirstParagraph"/>
-      </w:pPr>
-      <w:r>
-        <w:t xml:space="preserve">Análogamente, la función</w:t>
-      </w:r>
-      <w:r>
-        <w:t xml:space="preserve"> </w:t>
-      </w:r>
-      <w:r>
-        <w:rPr>
-          <w:rStyle w:val="VerbatimChar"/>
-        </w:rPr>
-        <w:t xml:space="preserve">biocPkgList()</w:t>
-      </w:r>
-      <w:r>
-        <w:t xml:space="preserve"> </w:t>
-      </w:r>
-      <w:r>
-        <w:t xml:space="preserve">del paquete</w:t>
-      </w:r>
-      <w:r>
-        <w:t xml:space="preserve"> </w:t>
-      </w:r>
-      <w:r>
-        <w:rPr>
-          <w:rStyle w:val="VerbatimChar"/>
-        </w:rPr>
-        <w:t xml:space="preserve">BiocPkgTools</w:t>
-      </w:r>
-      <w:r>
-        <w:t xml:space="preserve"> </w:t>
-      </w:r>
-      <w:r>
-        <w:t xml:space="preserve">(Su et al., 2026)</w:t>
-      </w:r>
-      <w:r>
-        <w:t xml:space="preserve"> </w:t>
-      </w:r>
-      <w:r>
-        <w:t xml:space="preserve">nos permite descargar un objeto</w:t>
-      </w:r>
-      <w:r>
-        <w:t xml:space="preserve"> </w:t>
-      </w:r>
-      <w:r>
-        <w:rPr>
-          <w:rStyle w:val="VerbatimChar"/>
-        </w:rPr>
-        <w:t xml:space="preserve">tibble</w:t>
-      </w:r>
-      <w:r>
-        <w:t xml:space="preserve"> </w:t>
-      </w:r>
-      <w:r>
-        <w:t xml:space="preserve">que contiene un listado de los paquetes disponibles en Bioconductor. En este caso, es un</w:t>
-      </w:r>
-      <w:r>
-        <w:t xml:space="preserve"> </w:t>
-      </w:r>
-      <w:r>
-        <w:rPr>
-          <w:rStyle w:val="VerbatimChar"/>
-        </w:rPr>
-        <w:t xml:space="preserve">tibble</w:t>
-      </w:r>
-      <w:r>
-        <w:t xml:space="preserve"> </w:t>
-      </w:r>
-      <w:r>
-        <w:t xml:space="preserve">con 2.361 filas (paquetes) y con 47 columnas o atributos que describen a los diferentes paquetes, a los cuales podemos acceder.</w:t>
-      </w:r>
-    </w:p>
-    <w:p>
-      <w:pPr>
-        <w:pStyle w:val="BodyText"/>
-      </w:pPr>
-      <w:r>
-        <w:t xml:space="preserve">Si quisiéramos repetir la misma «query», tendríamos que ejecutar:</w:t>
-      </w:r>
-    </w:p>
-    <w:p>
-      <w:pPr>
-        <w:pStyle w:val="SourceCode"/>
-      </w:pPr>
-      <w:r>
-        <w:rPr>
-          <w:rStyle w:val="VerbatimChar"/>
-        </w:rPr>
-        <w:t xml:space="preserve">#Cargamos la función para unificar las búsquedas</w:t>
-      </w:r>
-      <w:r>
-        <w:br/>
-      </w:r>
-      <w:r>
-        <w:rPr>
-          <w:rStyle w:val="VerbatimChar"/>
-        </w:rPr>
-        <w:t xml:space="preserve">source('R/consulta_Bioconductor.R')</w:t>
-      </w:r>
-      <w:r>
-        <w:br/>
-      </w:r>
-      <w:r>
-        <w:br/>
-      </w:r>
-      <w:r>
-        <w:rPr>
-          <w:rStyle w:val="VerbatimChar"/>
-        </w:rPr>
-        <w:t xml:space="preserve"># Filtramos sobre Bioconductor usando una query con operadores booleanos</w:t>
-      </w:r>
-      <w:r>
-        <w:br/>
-      </w:r>
-      <w:r>
-        <w:rPr>
-          <w:rStyle w:val="VerbatimChar"/>
-        </w:rPr>
-        <w:t xml:space="preserve">Bioconductor_filtrado &lt;- consulta_Bioconductor(query = "alignment or sequence alignment or multiple alignment and pipeline or workflow or nextflow or reproducible workflow or workflow automation")</w:t>
-      </w:r>
-      <w:r>
-        <w:br/>
-      </w:r>
-      <w:r>
-        <w:br/>
-      </w:r>
-      <w:r>
-        <w:rPr>
-          <w:rStyle w:val="VerbatimChar"/>
-        </w:rPr>
-        <w:t xml:space="preserve">#Accedemos a los atributos</w:t>
-      </w:r>
-      <w:r>
-        <w:br/>
-      </w:r>
-      <w:r>
-        <w:rPr>
-          <w:rStyle w:val="VerbatimChar"/>
-        </w:rPr>
-        <w:t xml:space="preserve">names(Bioconductor_filtrado)</w:t>
-      </w:r>
-      <w:r>
-        <w:br/>
-      </w:r>
-      <w:r>
-        <w:br/>
-      </w:r>
-      <w:r>
-        <w:rPr>
-          <w:rStyle w:val="VerbatimChar"/>
-        </w:rPr>
-        <w:t xml:space="preserve">Bioconductor_filtrado</w:t>
-      </w:r>
-    </w:p>
-    <w:p>
-      <w:pPr>
-        <w:pStyle w:val="FirstParagraph"/>
-      </w:pPr>
-      <w:r>
-        <w:t xml:space="preserve">Obtendríamos en este caso, un conjunto de datos tabulado multiclase (</w:t>
-      </w:r>
-      <w:r>
-        <w:rPr>
-          <w:rStyle w:val="VerbatimChar"/>
-        </w:rPr>
-        <w:t xml:space="preserve">S3: biocPkgList/tbl_df/tbl/data.frame</w:t>
-      </w:r>
-      <w:r>
-        <w:t xml:space="preserve">) con 6 filas correspondientes a los 6 paquetes que coinciden con nuestra búsqueda y las 47 columnas o atributos que describen a los paquetes consultados. Un objeto multiclase pertenece a varias clases de manera simultánea, por lo cual, hereda métodos y comportamientos de todas ellas. La importancia de esta estructura se encuentra en que combina la flexibilidad proporcionada por los data.frame pero añade funcionalidades propias de tibble, permitiendo así una sencilla manipulación y la compatibilidad con el ecosistema de datos R, además de la extensión mediante sus métodos específicos. Ahora que ya conocemos los paquetes resultantes de nuestra búsqueda, podríamos indagar más sobre ellos, por ejemplo averiguando qué otros paquetes del ecosistema R importa el paquete</w:t>
-      </w:r>
-      <w:r>
-        <w:t xml:space="preserve"> </w:t>
-      </w:r>
-      <w:r>
-        <w:rPr>
-          <w:rStyle w:val="VerbatimChar"/>
-        </w:rPr>
-        <w:t xml:space="preserve">CircSeqAlignTk</w:t>
-      </w:r>
-      <w:r>
-        <w:t xml:space="preserve"> </w:t>
-      </w:r>
-      <w:r>
-        <w:t xml:space="preserve">(ver Figura 2).</w:t>
-      </w:r>
-    </w:p>
-    <w:bookmarkEnd w:id="28"/>
-    <w:bookmarkStart w:id="30" w:name="consultando-github"/>
-    <w:p>
-      <w:pPr>
-        <w:pStyle w:val="Heading2"/>
-      </w:pPr>
-      <w:r>
-        <w:t xml:space="preserve">Consultando GitHub</w:t>
-      </w:r>
-    </w:p>
-    <w:p>
-      <w:pPr>
-        <w:pStyle w:val="FirstParagraph"/>
-      </w:pPr>
-      <w:r>
-        <w:t xml:space="preserve">En cuanto al repositorio GitHub, la búsqueda sistemática se realiza mediante el paquete</w:t>
-      </w:r>
-      <w:r>
-        <w:t xml:space="preserve"> </w:t>
-      </w:r>
-      <w:r>
-        <w:rPr>
-          <w:rStyle w:val="VerbatimChar"/>
-        </w:rPr>
-        <w:t xml:space="preserve">gh</w:t>
-      </w:r>
-      <w:r>
-        <w:t xml:space="preserve"> </w:t>
-      </w:r>
-      <w:r>
-        <w:t xml:space="preserve">(Bryan y Wickham, 2024)</w:t>
-      </w:r>
-      <w:r>
-        <w:t xml:space="preserve">. Mediante la función del mismo nombre (</w:t>
-      </w:r>
-      <w:r>
-        <w:rPr>
-          <w:rStyle w:val="VerbatimChar"/>
-        </w:rPr>
         <w:t xml:space="preserve">gh()</w:t>
       </w:r>
       <w:r>
-        <w:t xml:space="preserve">) podemos consultar la API de GitHub. Para consultar el API necesitaremos de una llave o</w:t>
+        <w:t xml:space="preserve">) podemos consultar la API de GitHub. Para consultar la API necesitaremos de una llave o</w:t>
       </w:r>
       <w:r>
         <w:t xml:space="preserve"> </w:t>
@@ -1158,7 +1235,7 @@
       <w:r>
         <w:t xml:space="preserve"> </w:t>
       </w:r>
-      <w:hyperlink r:id="rId29">
+      <w:hyperlink r:id="rId30">
         <w:r>
           <w:rPr>
             <w:rStyle w:val="Hyperlink"/>
@@ -1175,22 +1252,44 @@
         <w:pStyle w:val="BodyText"/>
       </w:pPr>
       <w:r>
-        <w:t xml:space="preserve">En este caso, la query introducida también acepta el formato booleano, pero la transformación que experimenta es distinta a la de los casos anteriores, teniendo que adaptarse a la API de búsqueda de GitHub. En este caso se van a generar todas las posibles combinaciones de términos que componen la query introducida. Para ello, divide esta en bloques unidos por el</w:t>
-      </w:r>
-      <w:r>
-        <w:t xml:space="preserve"> </w:t>
-      </w:r>
-      <w:r>
-        <w:t xml:space="preserve">“and”</w:t>
-      </w:r>
-      <w:r>
-        <w:t xml:space="preserve">, y dentro de cada uno de estos bloques, separa los términos relacionados con el</w:t>
-      </w:r>
-      <w:r>
-        <w:t xml:space="preserve"> </w:t>
-      </w:r>
-      <w:r>
-        <w:t xml:space="preserve">“or”</w:t>
+        <w:t xml:space="preserve">En este caso, la consulta (</w:t>
+      </w:r>
+      <w:r>
+        <w:t xml:space="preserve">“</w:t>
+      </w:r>
+      <w:r>
+        <w:rPr>
+          <w:i/>
+          <w:iCs/>
+        </w:rPr>
+        <w:t xml:space="preserve">query</w:t>
+      </w:r>
+      <w:r>
+        <w:t xml:space="preserve">”</w:t>
+      </w:r>
+      <w:r>
+        <w:t xml:space="preserve">) introducida también acepta el formato booleano, pero la transformación que experimenta es distinta a la de los casos anteriores, teniendo que adaptarse a la API de búsqueda de GitHub. En este caso se van a generar todas las posibles combinaciones de términos que componen la consulta introducida. Para ello, divide en bloques unidos por</w:t>
+      </w:r>
+      <w:r>
+        <w:t xml:space="preserve"> </w:t>
+      </w:r>
+      <w:r>
+        <w:rPr>
+          <w:rStyle w:val="VerbatimChar"/>
+        </w:rPr>
+        <w:t xml:space="preserve">and</w:t>
+      </w:r>
+      <w:r>
+        <w:t xml:space="preserve">, y dentro de cada uno de estos bloques, separa los términos relacionados con</w:t>
+      </w:r>
+      <w:r>
+        <w:t xml:space="preserve"> </w:t>
+      </w:r>
+      <w:r>
+        <w:rPr>
+          <w:rStyle w:val="VerbatimChar"/>
+        </w:rPr>
+        <w:t xml:space="preserve">or</w:t>
       </w:r>
       <w:r>
         <w:t xml:space="preserve">. A partir de estos grupos se generan todas las posibles combinaciones, equivalente a expandir la expresión booleana inicial. Cada una de estas combinaciones es empleada en el buscador de GitHub, filtrando por nombre, descripción y README.</w:t>
@@ -1201,7 +1300,7 @@
         <w:pStyle w:val="BodyText"/>
       </w:pPr>
       <w:r>
-        <w:t xml:space="preserve">En este caso el objeto</w:t>
+        <w:t xml:space="preserve">Se obtendrá una lista con la información, en formato</w:t>
       </w:r>
       <w:r>
         <w:t xml:space="preserve"> </w:t>
@@ -1210,13 +1309,10 @@
         <w:rPr>
           <w:rStyle w:val="VerbatimChar"/>
         </w:rPr>
-        <w:t xml:space="preserve">results</w:t>
-      </w:r>
-      <w:r>
-        <w:t xml:space="preserve"> </w:t>
-      </w:r>
-      <w:r>
-        <w:t xml:space="preserve">es una lista con la información siguiendo un formato .json, al cual tendremos que extraer la información necesaria. Tal como señala Bryan &amp; Wickham</w:t>
+        <w:t xml:space="preserve">.json</w:t>
+      </w:r>
+      <w:r>
+        <w:t xml:space="preserve">, al cual tendremos que extraer la información necesaria. Tal como señala Bryan &amp; Wickham</w:t>
       </w:r>
       <w:r>
         <w:t xml:space="preserve"> </w:t>
@@ -1234,7 +1330,7 @@
         <w:rPr>
           <w:rStyle w:val="VerbatimChar"/>
         </w:rPr>
-        <w:t xml:space="preserve">gh</w:t>
+        <w:t xml:space="preserve">gh()</w:t>
       </w:r>
       <w:r>
         <w:t xml:space="preserve"> </w:t>
@@ -1264,7 +1360,7 @@
         <w:rPr>
           <w:rStyle w:val="VerbatimChar"/>
         </w:rPr>
-        <w:t xml:space="preserve">purrr</w:t>
+        <w:t xml:space="preserve">purrr()</w:t>
       </w:r>
       <w:r>
         <w:t xml:space="preserve"> </w:t>
@@ -1400,9 +1496,9 @@
         <w:t xml:space="preserve">) que un paquete posee, un indicador que emplean los usuarios de GitHub para marcar aquellos repositorios que consideran útiles o relevantes. Es interesante notar que no es tan clara la relación entre el número de estrellas y la fecha de creación del repositorio (ver Figura 3).</w:t>
       </w:r>
     </w:p>
-    <w:bookmarkEnd w:id="30"/>
     <w:bookmarkEnd w:id="31"/>
-    <w:bookmarkStart w:id="32" w:name="discusión"/>
+    <w:bookmarkEnd w:id="32"/>
+    <w:bookmarkStart w:id="34" w:name="discusión"/>
     <w:p>
       <w:pPr>
         <w:pStyle w:val="Heading1"/>
@@ -1455,20 +1551,76 @@
         <w:rPr>
           <w:rStyle w:val="VerbatimChar"/>
         </w:rPr>
-        <w:t xml:space="preserve">libraries.io</w:t>
-      </w:r>
-      <w:r>
-        <w:t xml:space="preserve"> </w:t>
-      </w:r>
-      <w:r>
-        <w:t xml:space="preserve">(Libraries.io, n.d.)</w:t>
-      </w:r>
-      <w:r>
-        <w:t xml:space="preserve">, si bien permite la consulta de paquetes, esta no permite hacer una búsqueda en la información de cada uno de los paquetes, haciendo imposible una búsqueda sistemática. Otros servicios de uso abierto y sin login, tales como rdrr.io, también permiten la búsqueda de paquetes en GitHub. Sin embargo, como su base de datos no está siempre actualizada y tampoco se puede realizar una búsqueda exhaustiva en los metadatos de los paquetes, no resulta adecuado para una búsqueda sistemática. Así, creo que es de importancia contar con una pequeña ayuda para hacer busqueda sistemática dentro de los repositorios más comunes para el lenguaje de programación R como puede ser el CRAN, Bioconductor y/o GitHub.</w:t>
-      </w:r>
-    </w:p>
-    <w:bookmarkEnd w:id="32"/>
-    <w:bookmarkStart w:id="33" w:name="conclusiones"/>
+        <w:t xml:space="preserve">Libraries.io</w:t>
+      </w:r>
+      <w:r>
+        <w:t xml:space="preserve"> </w:t>
+      </w:r>
+      <w:r>
+        <w:t xml:space="preserve">(</w:t>
+      </w:r>
+      <w:hyperlink r:id="rId25">
+        <w:r>
+          <w:rPr>
+            <w:rStyle w:val="Hyperlink"/>
+          </w:rPr>
+          <w:t xml:space="preserve">https://libraries.io/</w:t>
+        </w:r>
+      </w:hyperlink>
+      <w:r>
+        <w:t xml:space="preserve">)[</w:t>
+      </w:r>
+      <w:hyperlink r:id="rId25">
+        <w:r>
+          <w:rPr>
+            <w:rStyle w:val="Hyperlink"/>
+          </w:rPr>
+          <w:t xml:space="preserve">https://libraries.io/</w:t>
+        </w:r>
+      </w:hyperlink>
+      <w:r>
+        <w:t xml:space="preserve">], si bien permite la consulta de paquetes, esta no permite hacer una búsqueda en la información de cada uno de los paquetes, haciendo imposible una búsqueda sistemática. Otros servicios de uso abierto y sin necesidad de inicio de sesión, tales como</w:t>
+      </w:r>
+      <w:r>
+        <w:t xml:space="preserve"> </w:t>
+      </w:r>
+      <w:r>
+        <w:rPr>
+          <w:rStyle w:val="VerbatimChar"/>
+        </w:rPr>
+        <w:t xml:space="preserve">rdrr.io</w:t>
+      </w:r>
+      <w:r>
+        <w:t xml:space="preserve"> </w:t>
+      </w:r>
+      <w:r>
+        <w:t xml:space="preserve">(</w:t>
+      </w:r>
+      <w:hyperlink r:id="rId33">
+        <w:r>
+          <w:rPr>
+            <w:rStyle w:val="Hyperlink"/>
+          </w:rPr>
+          <w:t xml:space="preserve">https://rdrr.io/</w:t>
+        </w:r>
+      </w:hyperlink>
+      <w:r>
+        <w:t xml:space="preserve">)[</w:t>
+      </w:r>
+      <w:hyperlink r:id="rId33">
+        <w:r>
+          <w:rPr>
+            <w:rStyle w:val="Hyperlink"/>
+          </w:rPr>
+          <w:t xml:space="preserve">https://rdrr.io/</w:t>
+        </w:r>
+      </w:hyperlink>
+      <w:r>
+        <w:t xml:space="preserve">], también permiten la búsqueda de paquetes en GitHub. Sin embargo, como su base de datos no está siempre actualizada y tampoco se puede realizar una búsqueda exhaustiva en los metadatos de los paquetes, no resulta adecuado para una búsqueda sistemática. Así, creo que es de importancia contar con una pequeña ayuda para hacer busqueda sistemática dentro de los repositorios más comunes para el lenguaje de programación R como puede ser el CRAN, Bioconductor y/o GitHub.</w:t>
+      </w:r>
+    </w:p>
+    <w:bookmarkEnd w:id="34"/>
+    <w:bookmarkStart w:id="35" w:name="conclusiones"/>
     <w:p>
       <w:pPr>
         <w:pStyle w:val="Heading1"/>
@@ -1485,8 +1637,8 @@
         <w:t xml:space="preserve">Se presenta una descripción y ejemplos de consultas sistemáticas de los paquetes disponibles en los repositorios más comunes para el lenguaje de programación R (CRAN, Bioconductor y GitHub).</w:t>
       </w:r>
     </w:p>
-    <w:bookmarkEnd w:id="33"/>
-    <w:bookmarkStart w:id="34" w:name="contribución-de-los-autores"/>
+    <w:bookmarkEnd w:id="35"/>
+    <w:bookmarkStart w:id="36" w:name="contribución-de-los-autores"/>
     <w:p>
       <w:pPr>
         <w:pStyle w:val="Heading1"/>
@@ -1495,8 +1647,24 @@
         <w:t xml:space="preserve">Contribución de los autores</w:t>
       </w:r>
     </w:p>
-    <w:bookmarkEnd w:id="34"/>
-    <w:bookmarkStart w:id="36" w:name="agradecimientos"/>
+    <w:p>
+      <w:pPr>
+        <w:pStyle w:val="FirstParagraph"/>
+      </w:pPr>
+      <w:r>
+        <w:t xml:space="preserve">Antonio Canepa-Oneto: conceptualización, curación de datos, análisis formal, investigación, metodología, administración del proyecto, software, supervisión, validación, visualización, redacción - borrador original, redacción - revisión y edición.</w:t>
+      </w:r>
+    </w:p>
+    <w:p>
+      <w:pPr>
+        <w:pStyle w:val="BodyText"/>
+      </w:pPr>
+      <w:r>
+        <w:t xml:space="preserve">Claudia Fernández Ruiz: curación de datos, análisis formal, investigación, metodología, administración del proyecto, software, validación, visualización, redacción - borrador original.</w:t>
+      </w:r>
+    </w:p>
+    <w:bookmarkEnd w:id="36"/>
+    <w:bookmarkStart w:id="38" w:name="agradecimientos"/>
     <w:p>
       <w:pPr>
         <w:pStyle w:val="Heading1"/>
@@ -1510,9 +1678,23 @@
         <w:pStyle w:val="FirstParagraph"/>
       </w:pPr>
       <w:r>
-        <w:t xml:space="preserve">Esta nota se ha revisado siguiendo un proceso colaborativo y público disponible en (link al issue correspondiente). Para reproducir tanto los códigos de la nota como las figuras aquí presentadas, se puede consultar el repositorio creado para esta nota ecoinformática (</w:t>
-      </w:r>
-      <w:hyperlink r:id="rId35">
+        <w:t xml:space="preserve">Esta nota se ha revisado siguiendo un proceso colaborativo y público disponible en</w:t>
+      </w:r>
+      <w:r>
+        <w:t xml:space="preserve"> </w:t>
+      </w:r>
+      <w:hyperlink r:id="rId37">
+        <w:r>
+          <w:rPr>
+            <w:rStyle w:val="Hyperlink"/>
+          </w:rPr>
+          <w:t xml:space="preserve">https://github.com/ecoinfAEET/Notas_Ecosistemas/issues/59</w:t>
+        </w:r>
+      </w:hyperlink>
+      <w:r>
+        <w:t xml:space="preserve">. Para reproducir tanto los códigos de la nota como las figuras aquí presentadas, se puede consultar el repositorio creado para esta nota ecoinformática (</w:t>
+      </w:r>
+      <w:hyperlink r:id="rId27">
         <w:r>
           <w:rPr>
             <w:rStyle w:val="Hyperlink"/>
@@ -1524,8 +1706,8 @@
         <w:t xml:space="preserve">).</w:t>
       </w:r>
     </w:p>
-    <w:bookmarkEnd w:id="36"/>
-    <w:bookmarkStart w:id="71" w:name="referencias"/>
+    <w:bookmarkEnd w:id="38"/>
+    <w:bookmarkStart w:id="81" w:name="referencias"/>
     <w:p>
       <w:pPr>
         <w:pStyle w:val="Heading1"/>
@@ -1534,8 +1716,8 @@
         <w:t xml:space="preserve">Referencias</w:t>
       </w:r>
     </w:p>
-    <w:bookmarkStart w:id="56" w:name="refs"/>
-    <w:bookmarkStart w:id="38" w:name="ref-gh_package"/>
+    <w:bookmarkStart w:id="66" w:name="refs"/>
+    <w:bookmarkStart w:id="40" w:name="ref-gh_package"/>
     <w:p>
       <w:pPr>
         <w:pStyle w:val="Bibliography"/>
@@ -1546,7 +1728,7 @@
       <w:r>
         <w:t xml:space="preserve"> </w:t>
       </w:r>
-      <w:hyperlink r:id="rId37">
+      <w:hyperlink r:id="rId39">
         <w:r>
           <w:rPr>
             <w:rStyle w:val="Hyperlink"/>
@@ -1560,8 +1742,8 @@
         <w:t xml:space="preserve">.</w:t>
       </w:r>
     </w:p>
-    <w:bookmarkEnd w:id="38"/>
-    <w:bookmarkStart w:id="40" w:name="ref-Csardi_2019"/>
+    <w:bookmarkEnd w:id="40"/>
+    <w:bookmarkStart w:id="42" w:name="ref-Csardi_2019"/>
     <w:p>
       <w:pPr>
         <w:pStyle w:val="Bibliography"/>
@@ -1572,7 +1754,7 @@
       <w:r>
         <w:t xml:space="preserve"> </w:t>
       </w:r>
-      <w:hyperlink r:id="rId39">
+      <w:hyperlink r:id="rId41">
         <w:r>
           <w:rPr>
             <w:rStyle w:val="Hyperlink"/>
@@ -1586,19 +1768,53 @@
         <w:t xml:space="preserve">.</w:t>
       </w:r>
     </w:p>
-    <w:bookmarkEnd w:id="40"/>
-    <w:bookmarkStart w:id="42" w:name="ref-pkgsearch_package"/>
+    <w:bookmarkEnd w:id="42"/>
+    <w:bookmarkStart w:id="44" w:name="ref-igraph_package"/>
     <w:p>
       <w:pPr>
         <w:pStyle w:val="Bibliography"/>
       </w:pPr>
       <w:r>
+        <w:t xml:space="preserve">Csárdi, G., Nepusz, T., Traag, V., Horvát, S., Zanini, F., Noom, D., Müller, K. et al. 2026.</w:t>
+      </w:r>
+      <w:r>
+        <w:t xml:space="preserve"> </w:t>
+      </w:r>
+      <w:hyperlink r:id="rId43">
+        <w:r>
+          <w:rPr>
+            <w:rStyle w:val="Hyperlink"/>
+            <w:i/>
+            <w:iCs/>
+          </w:rPr>
+          <w:t xml:space="preserve">igraph</w:t>
+        </w:r>
+        <w:r>
+          <w:rPr>
+            <w:rStyle w:val="Hyperlink"/>
+            <w:i/>
+            <w:iCs/>
+          </w:rPr>
+          <w:t xml:space="preserve">: Network Analysis and Visualization in R</w:t>
+        </w:r>
+      </w:hyperlink>
+      <w:r>
+        <w:t xml:space="preserve">.</w:t>
+      </w:r>
+    </w:p>
+    <w:bookmarkEnd w:id="44"/>
+    <w:bookmarkStart w:id="46" w:name="ref-pkgsearch_package"/>
+    <w:p>
+      <w:pPr>
+        <w:pStyle w:val="Bibliography"/>
+      </w:pPr>
+      <w:r>
         <w:t xml:space="preserve">Csárdi, G., Salmon, M. 2025.</w:t>
       </w:r>
       <w:r>
         <w:t xml:space="preserve"> </w:t>
       </w:r>
-      <w:hyperlink r:id="rId41">
+      <w:hyperlink r:id="rId45">
         <w:r>
           <w:rPr>
             <w:rStyle w:val="Hyperlink"/>
@@ -1612,43 +1828,71 @@
         <w:t xml:space="preserve">.</w:t>
       </w:r>
     </w:p>
-    <w:bookmarkEnd w:id="42"/>
-    <w:bookmarkStart w:id="43" w:name="ref-librariesio"/>
+    <w:bookmarkEnd w:id="46"/>
+    <w:bookmarkStart w:id="48" w:name="ref-ggraph_package"/>
     <w:p>
       <w:pPr>
         <w:pStyle w:val="Bibliography"/>
       </w:pPr>
       <w:r>
-        <w:t xml:space="preserve">Libraries.io. n.d.</w:t>
-      </w:r>
-      <w:r>
-        <w:t xml:space="preserve"> </w:t>
-      </w:r>
-      <w:hyperlink r:id="rId25">
+        <w:t xml:space="preserve">Pedersen, T.L. 2025.</w:t>
+      </w:r>
+      <w:r>
+        <w:t xml:space="preserve"> </w:t>
+      </w:r>
+      <w:hyperlink r:id="rId47">
         <w:r>
           <w:rPr>
             <w:rStyle w:val="Hyperlink"/>
+            <w:i/>
+            <w:iCs/>
           </w:rPr>
-          <w:t xml:space="preserve">Discover open source packages, modules and frameworks</w:t>
+          <w:t xml:space="preserve">ggraph: An Implementation of Grammar of Graphics for Graphs and Networks</w:t>
         </w:r>
       </w:hyperlink>
       <w:r>
         <w:t xml:space="preserve">.</w:t>
       </w:r>
     </w:p>
-    <w:bookmarkEnd w:id="43"/>
-    <w:bookmarkStart w:id="45" w:name="ref-PLAKIDAS2017119"/>
+    <w:bookmarkEnd w:id="48"/>
+    <w:bookmarkStart w:id="50" w:name="ref-tidygraph_package"/>
     <w:p>
       <w:pPr>
         <w:pStyle w:val="Bibliography"/>
       </w:pPr>
       <w:r>
+        <w:t xml:space="preserve">Pedersen, T.L. 2024.</w:t>
+      </w:r>
+      <w:r>
+        <w:t xml:space="preserve"> </w:t>
+      </w:r>
+      <w:hyperlink r:id="rId49">
+        <w:r>
+          <w:rPr>
+            <w:rStyle w:val="Hyperlink"/>
+            <w:i/>
+            <w:iCs/>
+          </w:rPr>
+          <w:t xml:space="preserve">tidygraph: A Tidy API for Graph Manipulation</w:t>
+        </w:r>
+      </w:hyperlink>
+      <w:r>
+        <w:t xml:space="preserve">.</w:t>
+      </w:r>
+    </w:p>
+    <w:bookmarkEnd w:id="50"/>
+    <w:bookmarkStart w:id="52" w:name="ref-PLAKIDAS2017119"/>
+    <w:p>
+      <w:pPr>
+        <w:pStyle w:val="Bibliography"/>
+      </w:pPr>
+      <w:r>
         <w:t xml:space="preserve">Plakidas, K., Schall, D., Zdun, U. 2017.</w:t>
       </w:r>
       <w:r>
         <w:t xml:space="preserve"> </w:t>
       </w:r>
-      <w:hyperlink r:id="rId44">
+      <w:hyperlink r:id="rId51">
         <w:r>
           <w:rPr>
             <w:rStyle w:val="Hyperlink"/>
@@ -1676,8 +1920,8 @@
         <w:t xml:space="preserve">132: 119-146.</w:t>
       </w:r>
     </w:p>
-    <w:bookmarkEnd w:id="45"/>
-    <w:bookmarkStart w:id="47" w:name="ref-R_Core_Team_2026"/>
+    <w:bookmarkEnd w:id="52"/>
+    <w:bookmarkStart w:id="54" w:name="ref-R_Core_Team_2026"/>
     <w:p>
       <w:pPr>
         <w:pStyle w:val="Bibliography"/>
@@ -1688,7 +1932,7 @@
       <w:r>
         <w:t xml:space="preserve"> </w:t>
       </w:r>
-      <w:hyperlink r:id="rId46">
+      <w:hyperlink r:id="rId53">
         <w:r>
           <w:rPr>
             <w:rStyle w:val="Hyperlink"/>
@@ -1702,8 +1946,8 @@
         <w:t xml:space="preserve">. R Foundation for Statistical Computing (ROR: &lt;https://ror.org/05qewa988&gt;), Vienna, Austria.</w:t>
       </w:r>
     </w:p>
-    <w:bookmarkEnd w:id="47"/>
-    <w:bookmarkStart w:id="49" w:name="ref-Staples2023expansion"/>
+    <w:bookmarkEnd w:id="54"/>
+    <w:bookmarkStart w:id="56" w:name="ref-Staples2023expansion"/>
     <w:p>
       <w:pPr>
         <w:pStyle w:val="Bibliography"/>
@@ -1714,7 +1958,7 @@
       <w:r>
         <w:t xml:space="preserve"> </w:t>
       </w:r>
-      <w:hyperlink r:id="rId48">
+      <w:hyperlink r:id="rId55">
         <w:r>
           <w:rPr>
             <w:rStyle w:val="Hyperlink"/>
@@ -1742,19 +1986,19 @@
         <w:t xml:space="preserve">10: 221550.</w:t>
       </w:r>
     </w:p>
-    <w:bookmarkEnd w:id="49"/>
-    <w:bookmarkStart w:id="51" w:name="ref-Su_2026"/>
+    <w:bookmarkEnd w:id="56"/>
+    <w:bookmarkStart w:id="58" w:name="ref-BiocPkgTools_package"/>
     <w:p>
       <w:pPr>
         <w:pStyle w:val="Bibliography"/>
       </w:pPr>
       <w:r>
-        <w:t xml:space="preserve">Su, S., Ramos, M., Davis, S. 2026.</w:t>
-      </w:r>
-      <w:r>
-        <w:t xml:space="preserve"> </w:t>
-      </w:r>
-      <w:hyperlink r:id="rId50">
+        <w:t xml:space="preserve">Su, S., Ramos, M., Davis, S. 2026a.</w:t>
+      </w:r>
+      <w:r>
+        <w:t xml:space="preserve"> </w:t>
+      </w:r>
+      <w:hyperlink r:id="rId57">
         <w:r>
           <w:rPr>
             <w:rStyle w:val="Hyperlink"/>
@@ -1768,19 +2012,45 @@
         <w:t xml:space="preserve">.</w:t>
       </w:r>
     </w:p>
-    <w:bookmarkEnd w:id="51"/>
-    <w:bookmarkStart w:id="53" w:name="ref-Thieme2018Rgeneration"/>
+    <w:bookmarkEnd w:id="58"/>
+    <w:bookmarkStart w:id="59" w:name="ref-Su_2026"/>
     <w:p>
       <w:pPr>
         <w:pStyle w:val="Bibliography"/>
       </w:pPr>
       <w:r>
+        <w:t xml:space="preserve">Su, S., Ramos, M., Davis, S. 2026b.</w:t>
+      </w:r>
+      <w:r>
+        <w:t xml:space="preserve"> </w:t>
+      </w:r>
+      <w:hyperlink r:id="rId57">
+        <w:r>
+          <w:rPr>
+            <w:rStyle w:val="Hyperlink"/>
+            <w:i/>
+            <w:iCs/>
+          </w:rPr>
+          <w:t xml:space="preserve">BiocPkgTools: Collection of simple tools for learning about Bioconductor Packages</w:t>
+        </w:r>
+      </w:hyperlink>
+      <w:r>
+        <w:t xml:space="preserve">.</w:t>
+      </w:r>
+    </w:p>
+    <w:bookmarkEnd w:id="59"/>
+    <w:bookmarkStart w:id="61" w:name="ref-Thieme2018Rgeneration"/>
+    <w:p>
+      <w:pPr>
+        <w:pStyle w:val="Bibliography"/>
+      </w:pPr>
+      <w:r>
         <w:t xml:space="preserve">Thieme, N. 2018.</w:t>
       </w:r>
       <w:r>
         <w:t xml:space="preserve"> </w:t>
       </w:r>
-      <w:hyperlink r:id="rId52">
+      <w:hyperlink r:id="rId60">
         <w:r>
           <w:rPr>
             <w:rStyle w:val="Hyperlink"/>
@@ -1808,19 +2078,71 @@
         <w:t xml:space="preserve">15: 14-19.</w:t>
       </w:r>
     </w:p>
-    <w:bookmarkEnd w:id="53"/>
-    <w:bookmarkStart w:id="55" w:name="ref-Wickham_2026"/>
+    <w:bookmarkEnd w:id="61"/>
+    <w:bookmarkStart w:id="63" w:name="ref-tidyverse_package"/>
     <w:p>
       <w:pPr>
         <w:pStyle w:val="Bibliography"/>
       </w:pPr>
       <w:r>
+        <w:t xml:space="preserve">Wickham, H., Averick, M., Bryan, J., Chang, W., McGowan, L.D., François, R., Grolemund, G. et al. 2019.</w:t>
+      </w:r>
+      <w:r>
+        <w:t xml:space="preserve"> </w:t>
+      </w:r>
+      <w:hyperlink r:id="rId62">
+        <w:r>
+          <w:rPr>
+            <w:rStyle w:val="Hyperlink"/>
+          </w:rPr>
+          <w:t xml:space="preserve">Welcome to the</w:t>
+        </w:r>
+        <w:r>
+          <w:rPr>
+            <w:rStyle w:val="Hyperlink"/>
+          </w:rPr>
+          <w:t xml:space="preserve"> </w:t>
+        </w:r>
+        <w:r>
+          <w:rPr>
+            <w:rStyle w:val="Hyperlink"/>
+          </w:rPr>
+          <w:t xml:space="preserve">tidyverse</w:t>
+        </w:r>
+      </w:hyperlink>
+      <w:r>
+        <w:t xml:space="preserve">.</w:t>
+      </w:r>
+      <w:r>
+        <w:t xml:space="preserve"> </w:t>
+      </w:r>
+      <w:r>
+        <w:rPr>
+          <w:i/>
+          <w:iCs/>
+        </w:rPr>
+        <w:t xml:space="preserve">Journal of Open Source Software</w:t>
+      </w:r>
+      <w:r>
+        <w:t xml:space="preserve"> </w:t>
+      </w:r>
+      <w:r>
+        <w:t xml:space="preserve">4: 1686.</w:t>
+      </w:r>
+    </w:p>
+    <w:bookmarkEnd w:id="63"/>
+    <w:bookmarkStart w:id="65" w:name="ref-Wickham_2026"/>
+    <w:p>
+      <w:pPr>
+        <w:pStyle w:val="Bibliography"/>
+      </w:pPr>
+      <w:r>
         <w:t xml:space="preserve">Wickham, H., Henry, L. 2026.</w:t>
       </w:r>
       <w:r>
         <w:t xml:space="preserve"> </w:t>
       </w:r>
-      <w:hyperlink r:id="rId54">
+      <w:hyperlink r:id="rId64">
         <w:r>
           <w:rPr>
             <w:rStyle w:val="Hyperlink"/>
@@ -1834,9 +2156,9 @@
         <w:t xml:space="preserve">.</w:t>
       </w:r>
     </w:p>
-    <w:bookmarkEnd w:id="55"/>
-    <w:bookmarkEnd w:id="56"/>
-    <w:bookmarkStart w:id="57" w:name="pies-de-figura"/>
+    <w:bookmarkEnd w:id="65"/>
+    <w:bookmarkEnd w:id="66"/>
+    <w:bookmarkStart w:id="67" w:name="pies-de-figura"/>
     <w:p>
       <w:pPr>
         <w:pStyle w:val="Heading6"/>
@@ -1905,8 +2227,8 @@
         <w:t xml:space="preserve">. Relación entre la fecha de creación de los repositorios consultados y su calificación en número de estrellas (log10).</w:t>
       </w:r>
     </w:p>
-    <w:bookmarkEnd w:id="57"/>
-    <w:bookmarkStart w:id="58" w:name="figure-legends"/>
+    <w:bookmarkEnd w:id="67"/>
+    <w:bookmarkStart w:id="68" w:name="figure-legends"/>
     <w:p>
       <w:pPr>
         <w:pStyle w:val="Heading6"/>
@@ -1975,8 +2297,8 @@
         <w:t xml:space="preserve">. Relationship between the repositories’ creation date and their star rating (log10).</w:t>
       </w:r>
     </w:p>
-    <w:bookmarkEnd w:id="58"/>
-    <w:bookmarkStart w:id="62" w:name="figura-1"/>
+    <w:bookmarkEnd w:id="68"/>
+    <w:bookmarkStart w:id="72" w:name="figura-1"/>
     <w:p>
       <w:pPr>
         <w:pStyle w:val="Heading6"/>
@@ -1987,25 +2309,25 @@
     </w:p>
     <w:p>
       <w:pPr>
-        <w:pStyle w:val="CaptionedFigure"/>
+        <w:pStyle w:val="FirstParagraph"/>
       </w:pPr>
       <w:r>
         <w:drawing>
           <wp:inline>
             <wp:extent cx="5727700" cy="4582159"/>
             <wp:effectExtent b="0" l="0" r="0" t="0"/>
-            <wp:docPr descr="Figura 1. Estadísticas básicas obtenidas de la búsqueda en el repositorio CRAN" title="" id="60" name="Picture"/>
+            <wp:docPr descr="" title="" id="70" name="Picture"/>
             <a:graphic>
               <a:graphicData uri="http://schemas.openxmlformats.org/drawingml/2006/picture">
                 <pic:pic>
                   <pic:nvPicPr>
-                    <pic:cNvPr descr="NotaEcoinformatica_Revision_Repositorios_files/NotaEcoinformatica_Revision_Repositorios_files/figure-docx/fig1-1.png" id="61" name="Picture"/>
+                    <pic:cNvPr descr="NotaEcoinformatica_Revision_Repositorios_files/NotaEcoinformatica_Revision_Repositorios_files/figure-docx/fig1-1.png" id="71" name="Picture"/>
                     <pic:cNvPicPr>
                       <a:picLocks noChangeArrowheads="1" noChangeAspect="1"/>
                     </pic:cNvPicPr>
                   </pic:nvPicPr>
                   <pic:blipFill>
-                    <a:blip r:embed="rId59"/>
+                    <a:blip r:embed="rId69"/>
                     <a:stretch>
                       <a:fillRect/>
                     </a:stretch>
@@ -2032,16 +2354,8 @@
         </w:drawing>
       </w:r>
     </w:p>
-    <w:p>
-      <w:pPr>
-        <w:pStyle w:val="ImageCaption"/>
-      </w:pPr>
-      <w:r>
-        <w:t xml:space="preserve">Figura 1. Estadísticas básicas obtenidas de la búsqueda en el repositorio CRAN</w:t>
-      </w:r>
-    </w:p>
-    <w:bookmarkEnd w:id="62"/>
-    <w:bookmarkStart w:id="66" w:name="figura-2"/>
+    <w:bookmarkEnd w:id="72"/>
+    <w:bookmarkStart w:id="76" w:name="figura-2"/>
     <w:p>
       <w:pPr>
         <w:pStyle w:val="Heading6"/>
@@ -2052,25 +2366,82 @@
     </w:p>
     <w:p>
       <w:pPr>
-        <w:pStyle w:val="CaptionedFigure"/>
+        <w:pStyle w:val="FirstParagraph"/>
       </w:pPr>
       <w:r>
         <w:drawing>
           <wp:inline>
-            <wp:extent cx="4868545" cy="3894835"/>
+            <wp:extent cx="5727700" cy="4582159"/>
             <wp:effectExtent b="0" l="0" r="0" t="0"/>
-            <wp:docPr descr="Figura 2. Gráfico de dependencias (grafo) del paquete CircSeqAlignTk" title="" id="64" name="Picture"/>
+            <wp:docPr descr="" title="" id="74" name="Picture"/>
             <a:graphic>
               <a:graphicData uri="http://schemas.openxmlformats.org/drawingml/2006/picture">
                 <pic:pic>
                   <pic:nvPicPr>
-                    <pic:cNvPr descr="NotaEcoinformatica_Revision_Repositorios_files/NotaEcoinformatica_Revision_Repositorios_files/figure-docx/Fig2-1.png" id="65" name="Picture"/>
+                    <pic:cNvPr descr="NotaEcoinformatica_Revision_Repositorios_files/NotaEcoinformatica_Revision_Repositorios_files/figure-docx/Fig2-1.png" id="75" name="Picture"/>
                     <pic:cNvPicPr>
                       <a:picLocks noChangeArrowheads="1" noChangeAspect="1"/>
                     </pic:cNvPicPr>
                   </pic:nvPicPr>
                   <pic:blipFill>
-                    <a:blip r:embed="rId63"/>
+                    <a:blip r:embed="rId73"/>
+                    <a:stretch>
+                      <a:fillRect/>
+                    </a:stretch>
+                  </pic:blipFill>
+                  <pic:spPr bwMode="auto">
+                    <a:xfrm>
+                      <a:off x="0" y="0"/>
+                      <a:ext cx="5727700" cy="4582159"/>
+                    </a:xfrm>
+                    <a:prstGeom prst="rect">
+                      <a:avLst/>
+                    </a:prstGeom>
+                    <a:noFill/>
+                    <a:ln w="9525">
+                      <a:noFill/>
+                      <a:headEnd/>
+                      <a:tailEnd/>
+                    </a:ln>
+                  </pic:spPr>
+                </pic:pic>
+              </a:graphicData>
+            </a:graphic>
+          </wp:inline>
+        </w:drawing>
+      </w:r>
+    </w:p>
+    <w:bookmarkEnd w:id="76"/>
+    <w:bookmarkStart w:id="80" w:name="figura-3"/>
+    <w:p>
+      <w:pPr>
+        <w:pStyle w:val="Heading6"/>
+      </w:pPr>
+      <w:r>
+        <w:t xml:space="preserve">FIGURA 3</w:t>
+      </w:r>
+    </w:p>
+    <w:p>
+      <w:pPr>
+        <w:pStyle w:val="FirstParagraph"/>
+      </w:pPr>
+      <w:r>
+        <w:drawing>
+          <wp:inline>
+            <wp:extent cx="4868545" cy="3894835"/>
+            <wp:effectExtent b="0" l="0" r="0" t="0"/>
+            <wp:docPr descr="" title="" id="78" name="Picture"/>
+            <a:graphic>
+              <a:graphicData uri="http://schemas.openxmlformats.org/drawingml/2006/picture">
+                <pic:pic>
+                  <pic:nvPicPr>
+                    <pic:cNvPr descr="NotaEcoinformatica_Revision_Repositorios_files/NotaEcoinformatica_Revision_Repositorios_files/figure-docx/Fig3-1.png" id="79" name="Picture"/>
+                    <pic:cNvPicPr>
+                      <a:picLocks noChangeArrowheads="1" noChangeAspect="1"/>
+                    </pic:cNvPicPr>
+                  </pic:nvPicPr>
+                  <pic:blipFill>
+                    <a:blip r:embed="rId77"/>
                     <a:stretch>
                       <a:fillRect/>
                     </a:stretch>
@@ -2097,81 +2468,8 @@
         </w:drawing>
       </w:r>
     </w:p>
-    <w:p>
-      <w:pPr>
-        <w:pStyle w:val="ImageCaption"/>
-      </w:pPr>
-      <w:r>
-        <w:t xml:space="preserve">Figura 2. Gráfico de dependencias (grafo) del paquete CircSeqAlignTk</w:t>
-      </w:r>
-    </w:p>
-    <w:bookmarkEnd w:id="66"/>
-    <w:bookmarkStart w:id="70" w:name="figura-3"/>
-    <w:p>
-      <w:pPr>
-        <w:pStyle w:val="Heading6"/>
-      </w:pPr>
-      <w:r>
-        <w:t xml:space="preserve">FIGURA 3</w:t>
-      </w:r>
-    </w:p>
-    <w:p>
-      <w:pPr>
-        <w:pStyle w:val="CaptionedFigure"/>
-      </w:pPr>
-      <w:r>
-        <w:drawing>
-          <wp:inline>
-            <wp:extent cx="4868545" cy="3894835"/>
-            <wp:effectExtent b="0" l="0" r="0" t="0"/>
-            <wp:docPr descr="Figura 3. Variación temporal de los repositorios consultados y su calificación en número de estrellas (log10)" title="" id="68" name="Picture"/>
-            <a:graphic>
-              <a:graphicData uri="http://schemas.openxmlformats.org/drawingml/2006/picture">
-                <pic:pic>
-                  <pic:nvPicPr>
-                    <pic:cNvPr descr="NotaEcoinformatica_Revision_Repositorios_files/NotaEcoinformatica_Revision_Repositorios_files/figure-docx/Fig3-1.png" id="69" name="Picture"/>
-                    <pic:cNvPicPr>
-                      <a:picLocks noChangeArrowheads="1" noChangeAspect="1"/>
-                    </pic:cNvPicPr>
-                  </pic:nvPicPr>
-                  <pic:blipFill>
-                    <a:blip r:embed="rId67"/>
-                    <a:stretch>
-                      <a:fillRect/>
-                    </a:stretch>
-                  </pic:blipFill>
-                  <pic:spPr bwMode="auto">
-                    <a:xfrm>
-                      <a:off x="0" y="0"/>
-                      <a:ext cx="4868545" cy="3894835"/>
-                    </a:xfrm>
-                    <a:prstGeom prst="rect">
-                      <a:avLst/>
-                    </a:prstGeom>
-                    <a:noFill/>
-                    <a:ln w="9525">
-                      <a:noFill/>
-                      <a:headEnd/>
-                      <a:tailEnd/>
-                    </a:ln>
-                  </pic:spPr>
-                </pic:pic>
-              </a:graphicData>
-            </a:graphic>
-          </wp:inline>
-        </w:drawing>
-      </w:r>
-    </w:p>
-    <w:p>
-      <w:pPr>
-        <w:pStyle w:val="ImageCaption"/>
-      </w:pPr>
-      <w:r>
-        <w:t xml:space="preserve">Figura 3. Variación temporal de los repositorios consultados y su calificación en número de estrellas (log10)</w:t>
-      </w:r>
-    </w:p>
-    <w:bookmarkEnd w:id="70"/>
-    <w:bookmarkEnd w:id="71"/>
+    <w:bookmarkEnd w:id="80"/>
+    <w:bookmarkEnd w:id="81"/>
     <w:sectPr>
       <w:footerReference r:id="rId9" w:type="default"/>
       <w:pgSz w:code="9" w:h="16840" w:w="11907"/>

--- a/NotaEcoinformatica_Revision_Repositorios.docx
+++ b/NotaEcoinformatica_Revision_Repositorios.docx
@@ -1634,7 +1634,43 @@
         <w:pStyle w:val="FirstParagraph"/>
       </w:pPr>
       <w:r>
-        <w:t xml:space="preserve">Se presenta una descripción y ejemplos de consultas sistemáticas de los paquetes disponibles en los repositorios más comunes para el lenguaje de programación R (CRAN, Bioconductor y GitHub).</w:t>
+        <w:t xml:space="preserve">Este trabajo presenta tres funciones interoperables (</w:t>
+      </w:r>
+      <w:r>
+        <w:rPr>
+          <w:rStyle w:val="VerbatimChar"/>
+        </w:rPr>
+        <w:t xml:space="preserve">consulta_CRAN()</w:t>
+      </w:r>
+      <w:r>
+        <w:t xml:space="preserve">,</w:t>
+      </w:r>
+      <w:r>
+        <w:t xml:space="preserve"> </w:t>
+      </w:r>
+      <w:r>
+        <w:rPr>
+          <w:rStyle w:val="VerbatimChar"/>
+        </w:rPr>
+        <w:t xml:space="preserve">consulta_Bioconductor()</w:t>
+      </w:r>
+      <w:r>
+        <w:t xml:space="preserve"> </w:t>
+      </w:r>
+      <w:r>
+        <w:t xml:space="preserve">y</w:t>
+      </w:r>
+      <w:r>
+        <w:t xml:space="preserve"> </w:t>
+      </w:r>
+      <w:r>
+        <w:rPr>
+          <w:rStyle w:val="VerbatimChar"/>
+        </w:rPr>
+        <w:t xml:space="preserve">consulta_GitHub()</w:t>
+      </w:r>
+      <w:r>
+        <w:t xml:space="preserve">) que permiten realizar búsquedas sistemáticas y reproducibles mediante un motor de consulta booleano común a los repositorios CRAN, Bioconductor y GitHub, superando la heterogeneidad sintáctica propia de cada plataforma y devolviendo, en todos los casos, estructuras de datos homogéneas y directamente comparables. Esta aproximación constituye una herramienta metodológica de utilidad tanto para quienes desarrollan nuevos paquetes de R como para quienes emprenden revisiones sistemáticas del software científico disponible.</w:t>
       </w:r>
     </w:p>
     <w:bookmarkEnd w:id="35"/>
@@ -2249,7 +2285,7 @@
         <w:t xml:space="preserve">Figure 1</w:t>
       </w:r>
       <w:r>
-        <w:t xml:space="preserve">. Basic statistics obtained from the CRAN repository search (downloads, date and activity).</w:t>
+        <w:t xml:space="preserve">. Basic statistics obtained from CRAN repository search (downloads, date and activity).</w:t>
       </w:r>
     </w:p>
     <w:p>

--- a/NotaEcoinformatica_Revision_Repositorios.docx
+++ b/NotaEcoinformatica_Revision_Repositorios.docx
@@ -1154,7 +1154,34 @@
         <w:t xml:space="preserve">S3: biocPkgList/tbl_df/tbl/data.frame</w:t>
       </w:r>
       <w:r>
-        <w:t xml:space="preserve">) con 6 filas correspondientes a los 6 paquetes que coinciden con nuestra búsqueda y las 47 columnas o atributos que describen a los paquetes consultados. Un objeto multiclase pertenece a varias clases de manera simultánea, por lo cual, hereda métodos y comportamientos de todas ellas. La importancia de esta estructura se encuentra en que combina la flexibilidad proporcionada por los data.frame pero añade funcionalidades propias de tibble, permitiendo así una sencilla manipulación y la compatibilidad con el ecosistema de datos R, además de la extensión mediante sus métodos específicos. Ahora que ya conocemos los paquetes resultantes de nuestra búsqueda, podríamos indagar más sobre ellos, por ejemplo averiguando qué otros paquetes del ecosistema R importa el paquete</w:t>
+        <w:t xml:space="preserve">) con 6 filas correspondientes a los 6 paquetes que coinciden con nuestra búsqueda y las 47 columnas o atributos que describen a los paquetes consultados. Un objeto multiclase pertenece a varias clases de manera simultánea, por lo cual, hereda métodos y comportamientos de todas ellas. La importancia de esta estructura se encuentra en que combina la flexibilidad proporcionada por los</w:t>
+      </w:r>
+      <w:r>
+        <w:t xml:space="preserve"> </w:t>
+      </w:r>
+      <w:r>
+        <w:rPr>
+          <w:rStyle w:val="VerbatimChar"/>
+        </w:rPr>
+        <w:t xml:space="preserve">data.frame</w:t>
+      </w:r>
+      <w:r>
+        <w:t xml:space="preserve"> </w:t>
+      </w:r>
+      <w:r>
+        <w:t xml:space="preserve">pero añade funcionalidades propias de</w:t>
+      </w:r>
+      <w:r>
+        <w:t xml:space="preserve"> </w:t>
+      </w:r>
+      <w:r>
+        <w:rPr>
+          <w:rStyle w:val="VerbatimChar"/>
+        </w:rPr>
+        <w:t xml:space="preserve">tibble</w:t>
+      </w:r>
+      <w:r>
+        <w:t xml:space="preserve">, permitiendo así una sencilla manipulación y la compatibilidad con el ecosistema de datos R, además de la extensión mediante sus métodos específicos. Ahora que ya conocemos los paquetes resultantes de nuestra búsqueda, podríamos indagar más sobre ellos, por ejemplo averiguando qué otros paquetes del ecosistema R importa el paquete</w:t>
       </w:r>
       <w:r>
         <w:t xml:space="preserve"> </w:t>
@@ -1556,9 +1583,6 @@
       <w:r>
         <w:t xml:space="preserve"> </w:t>
       </w:r>
-      <w:r>
-        <w:t xml:space="preserve">(</w:t>
-      </w:r>
       <w:hyperlink r:id="rId25">
         <w:r>
           <w:rPr>
@@ -1568,18 +1592,7 @@
         </w:r>
       </w:hyperlink>
       <w:r>
-        <w:t xml:space="preserve">)[</w:t>
-      </w:r>
-      <w:hyperlink r:id="rId25">
-        <w:r>
-          <w:rPr>
-            <w:rStyle w:val="Hyperlink"/>
-          </w:rPr>
-          <w:t xml:space="preserve">https://libraries.io/</w:t>
-        </w:r>
-      </w:hyperlink>
-      <w:r>
-        <w:t xml:space="preserve">], si bien permite la consulta de paquetes, esta no permite hacer una búsqueda en la información de cada uno de los paquetes, haciendo imposible una búsqueda sistemática. Otros servicios de uso abierto y sin necesidad de inicio de sesión, tales como</w:t>
+        <w:t xml:space="preserve">, si bien permite la consulta de paquetes, esta no permite hacer una búsqueda en la información de cada uno de los paquetes, haciendo imposible una búsqueda sistemática. Otros servicios de uso abierto y sin necesidad de inicio de sesión, tales como</w:t>
       </w:r>
       <w:r>
         <w:t xml:space="preserve"> </w:t>
@@ -1592,9 +1605,6 @@
       </w:r>
       <w:r>
         <w:t xml:space="preserve"> </w:t>
-      </w:r>
-      <w:r>
-        <w:t xml:space="preserve">(</w:t>
       </w:r>
       <w:hyperlink r:id="rId33">
         <w:r>
@@ -1605,18 +1615,7 @@
         </w:r>
       </w:hyperlink>
       <w:r>
-        <w:t xml:space="preserve">)[</w:t>
-      </w:r>
-      <w:hyperlink r:id="rId33">
-        <w:r>
-          <w:rPr>
-            <w:rStyle w:val="Hyperlink"/>
-          </w:rPr>
-          <w:t xml:space="preserve">https://rdrr.io/</w:t>
-        </w:r>
-      </w:hyperlink>
-      <w:r>
-        <w:t xml:space="preserve">], también permiten la búsqueda de paquetes en GitHub. Sin embargo, como su base de datos no está siempre actualizada y tampoco se puede realizar una búsqueda exhaustiva en los metadatos de los paquetes, no resulta adecuado para una búsqueda sistemática. Así, creo que es de importancia contar con una pequeña ayuda para hacer busqueda sistemática dentro de los repositorios más comunes para el lenguaje de programación R como puede ser el CRAN, Bioconductor y/o GitHub.</w:t>
+        <w:t xml:space="preserve">, también permiten la búsqueda de paquetes en GitHub. Sin embargo, como su base de datos no está siempre actualizada y tampoco se puede realizar una búsqueda exhaustiva en los metadatos de los paquetes, no resulta adecuado para una búsqueda sistemática. Así, creo que es de importancia contar con una pequeña ayuda para hacer busqueda sistemática dentro de los repositorios más comunes para el lenguaje de programación R como puede ser el CRAN, Bioconductor y/o GitHub.</w:t>
       </w:r>
     </w:p>
     <w:bookmarkEnd w:id="34"/>

--- a/NotaEcoinformatica_Revision_Repositorios.docx
+++ b/NotaEcoinformatica_Revision_Repositorios.docx
@@ -1619,13 +1619,13 @@
       </w:r>
     </w:p>
     <w:bookmarkEnd w:id="34"/>
-    <w:bookmarkStart w:id="35" w:name="conclusiones"/>
+    <w:bookmarkStart w:id="35" w:name="contribución-de-los-autores"/>
     <w:p>
       <w:pPr>
         <w:pStyle w:val="Heading1"/>
       </w:pPr>
       <w:r>
-        <w:t xml:space="preserve">Conclusiones</w:t>
+        <w:t xml:space="preserve">Contribución de los autores</w:t>
       </w:r>
     </w:p>
     <w:p>
@@ -1633,53 +1633,25 @@
         <w:pStyle w:val="FirstParagraph"/>
       </w:pPr>
       <w:r>
-        <w:t xml:space="preserve">Este trabajo presenta tres funciones interoperables (</w:t>
-      </w:r>
-      <w:r>
-        <w:rPr>
-          <w:rStyle w:val="VerbatimChar"/>
-        </w:rPr>
-        <w:t xml:space="preserve">consulta_CRAN()</w:t>
-      </w:r>
-      <w:r>
-        <w:t xml:space="preserve">,</w:t>
-      </w:r>
-      <w:r>
-        <w:t xml:space="preserve"> </w:t>
-      </w:r>
-      <w:r>
-        <w:rPr>
-          <w:rStyle w:val="VerbatimChar"/>
-        </w:rPr>
-        <w:t xml:space="preserve">consulta_Bioconductor()</w:t>
-      </w:r>
-      <w:r>
-        <w:t xml:space="preserve"> </w:t>
-      </w:r>
-      <w:r>
-        <w:t xml:space="preserve">y</w:t>
-      </w:r>
-      <w:r>
-        <w:t xml:space="preserve"> </w:t>
-      </w:r>
-      <w:r>
-        <w:rPr>
-          <w:rStyle w:val="VerbatimChar"/>
-        </w:rPr>
-        <w:t xml:space="preserve">consulta_GitHub()</w:t>
-      </w:r>
-      <w:r>
-        <w:t xml:space="preserve">) que permiten realizar búsquedas sistemáticas y reproducibles mediante un motor de consulta booleano común a los repositorios CRAN, Bioconductor y GitHub, superando la heterogeneidad sintáctica propia de cada plataforma y devolviendo, en todos los casos, estructuras de datos homogéneas y directamente comparables. Esta aproximación constituye una herramienta metodológica de utilidad tanto para quienes desarrollan nuevos paquetes de R como para quienes emprenden revisiones sistemáticas del software científico disponible.</w:t>
+        <w:t xml:space="preserve">Antonio Canepa-Oneto: conceptualización, curación de datos, análisis formal, investigación, metodología, administración del proyecto, software, supervisión, validación, visualización, redacción - borrador original, redacción - revisión y edición.</w:t>
+      </w:r>
+    </w:p>
+    <w:p>
+      <w:pPr>
+        <w:pStyle w:val="BodyText"/>
+      </w:pPr>
+      <w:r>
+        <w:t xml:space="preserve">Claudia Fernández Ruiz: curación de datos, análisis formal, investigación, metodología, administración del proyecto, software, validación, visualización, redacción - borrador original.</w:t>
       </w:r>
     </w:p>
     <w:bookmarkEnd w:id="35"/>
-    <w:bookmarkStart w:id="36" w:name="contribución-de-los-autores"/>
+    <w:bookmarkStart w:id="37" w:name="agradecimientos"/>
     <w:p>
       <w:pPr>
         <w:pStyle w:val="Heading1"/>
       </w:pPr>
       <w:r>
-        <w:t xml:space="preserve">Contribución de los autores</w:t>
+        <w:t xml:space="preserve">Agradecimientos</w:t>
       </w:r>
     </w:p>
     <w:p>
@@ -1687,38 +1659,12 @@
         <w:pStyle w:val="FirstParagraph"/>
       </w:pPr>
       <w:r>
-        <w:t xml:space="preserve">Antonio Canepa-Oneto: conceptualización, curación de datos, análisis formal, investigación, metodología, administración del proyecto, software, supervisión, validación, visualización, redacción - borrador original, redacción - revisión y edición.</w:t>
-      </w:r>
-    </w:p>
-    <w:p>
-      <w:pPr>
-        <w:pStyle w:val="BodyText"/>
-      </w:pPr>
-      <w:r>
-        <w:t xml:space="preserve">Claudia Fernández Ruiz: curación de datos, análisis formal, investigación, metodología, administración del proyecto, software, validación, visualización, redacción - borrador original.</w:t>
-      </w:r>
-    </w:p>
-    <w:bookmarkEnd w:id="36"/>
-    <w:bookmarkStart w:id="38" w:name="agradecimientos"/>
-    <w:p>
-      <w:pPr>
-        <w:pStyle w:val="Heading1"/>
-      </w:pPr>
-      <w:r>
-        <w:t xml:space="preserve">Agradecimientos</w:t>
-      </w:r>
-    </w:p>
-    <w:p>
-      <w:pPr>
-        <w:pStyle w:val="FirstParagraph"/>
-      </w:pPr>
-      <w:r>
         <w:t xml:space="preserve">Esta nota se ha revisado siguiendo un proceso colaborativo y público disponible en</w:t>
       </w:r>
       <w:r>
         <w:t xml:space="preserve"> </w:t>
       </w:r>
-      <w:hyperlink r:id="rId37">
+      <w:hyperlink r:id="rId36">
         <w:r>
           <w:rPr>
             <w:rStyle w:val="Hyperlink"/>
@@ -1741,8 +1687,8 @@
         <w:t xml:space="preserve">).</w:t>
       </w:r>
     </w:p>
-    <w:bookmarkEnd w:id="38"/>
-    <w:bookmarkStart w:id="81" w:name="referencias"/>
+    <w:bookmarkEnd w:id="37"/>
+    <w:bookmarkStart w:id="80" w:name="referencias"/>
     <w:p>
       <w:pPr>
         <w:pStyle w:val="Heading1"/>
@@ -1751,8 +1697,8 @@
         <w:t xml:space="preserve">Referencias</w:t>
       </w:r>
     </w:p>
-    <w:bookmarkStart w:id="66" w:name="refs"/>
-    <w:bookmarkStart w:id="40" w:name="ref-gh_package"/>
+    <w:bookmarkStart w:id="65" w:name="refs"/>
+    <w:bookmarkStart w:id="39" w:name="ref-gh_package"/>
     <w:p>
       <w:pPr>
         <w:pStyle w:val="Bibliography"/>
@@ -1763,7 +1709,7 @@
       <w:r>
         <w:t xml:space="preserve"> </w:t>
       </w:r>
-      <w:hyperlink r:id="rId39">
+      <w:hyperlink r:id="rId38">
         <w:r>
           <w:rPr>
             <w:rStyle w:val="Hyperlink"/>
@@ -1777,8 +1723,8 @@
         <w:t xml:space="preserve">.</w:t>
       </w:r>
     </w:p>
-    <w:bookmarkEnd w:id="40"/>
-    <w:bookmarkStart w:id="42" w:name="ref-Csardi_2019"/>
+    <w:bookmarkEnd w:id="39"/>
+    <w:bookmarkStart w:id="41" w:name="ref-Csardi_2019"/>
     <w:p>
       <w:pPr>
         <w:pStyle w:val="Bibliography"/>
@@ -1789,7 +1735,7 @@
       <w:r>
         <w:t xml:space="preserve"> </w:t>
       </w:r>
-      <w:hyperlink r:id="rId41">
+      <w:hyperlink r:id="rId40">
         <w:r>
           <w:rPr>
             <w:rStyle w:val="Hyperlink"/>
@@ -1803,8 +1749,8 @@
         <w:t xml:space="preserve">.</w:t>
       </w:r>
     </w:p>
-    <w:bookmarkEnd w:id="42"/>
-    <w:bookmarkStart w:id="44" w:name="ref-igraph_package"/>
+    <w:bookmarkEnd w:id="41"/>
+    <w:bookmarkStart w:id="43" w:name="ref-igraph_package"/>
     <w:p>
       <w:pPr>
         <w:pStyle w:val="Bibliography"/>
@@ -1815,7 +1761,7 @@
       <w:r>
         <w:t xml:space="preserve"> </w:t>
       </w:r>
-      <w:hyperlink r:id="rId43">
+      <w:hyperlink r:id="rId42">
         <w:r>
           <w:rPr>
             <w:rStyle w:val="Hyperlink"/>
@@ -1837,8 +1783,8 @@
         <w:t xml:space="preserve">.</w:t>
       </w:r>
     </w:p>
-    <w:bookmarkEnd w:id="44"/>
-    <w:bookmarkStart w:id="46" w:name="ref-pkgsearch_package"/>
+    <w:bookmarkEnd w:id="43"/>
+    <w:bookmarkStart w:id="45" w:name="ref-pkgsearch_package"/>
     <w:p>
       <w:pPr>
         <w:pStyle w:val="Bibliography"/>
@@ -1849,7 +1795,7 @@
       <w:r>
         <w:t xml:space="preserve"> </w:t>
       </w:r>
-      <w:hyperlink r:id="rId45">
+      <w:hyperlink r:id="rId44">
         <w:r>
           <w:rPr>
             <w:rStyle w:val="Hyperlink"/>
@@ -1863,8 +1809,8 @@
         <w:t xml:space="preserve">.</w:t>
       </w:r>
     </w:p>
-    <w:bookmarkEnd w:id="46"/>
-    <w:bookmarkStart w:id="48" w:name="ref-ggraph_package"/>
+    <w:bookmarkEnd w:id="45"/>
+    <w:bookmarkStart w:id="47" w:name="ref-ggraph_package"/>
     <w:p>
       <w:pPr>
         <w:pStyle w:val="Bibliography"/>
@@ -1875,7 +1821,7 @@
       <w:r>
         <w:t xml:space="preserve"> </w:t>
       </w:r>
-      <w:hyperlink r:id="rId47">
+      <w:hyperlink r:id="rId46">
         <w:r>
           <w:rPr>
             <w:rStyle w:val="Hyperlink"/>
@@ -1889,8 +1835,8 @@
         <w:t xml:space="preserve">.</w:t>
       </w:r>
     </w:p>
-    <w:bookmarkEnd w:id="48"/>
-    <w:bookmarkStart w:id="50" w:name="ref-tidygraph_package"/>
+    <w:bookmarkEnd w:id="47"/>
+    <w:bookmarkStart w:id="49" w:name="ref-tidygraph_package"/>
     <w:p>
       <w:pPr>
         <w:pStyle w:val="Bibliography"/>
@@ -1901,7 +1847,7 @@
       <w:r>
         <w:t xml:space="preserve"> </w:t>
       </w:r>
-      <w:hyperlink r:id="rId49">
+      <w:hyperlink r:id="rId48">
         <w:r>
           <w:rPr>
             <w:rStyle w:val="Hyperlink"/>
@@ -1915,8 +1861,8 @@
         <w:t xml:space="preserve">.</w:t>
       </w:r>
     </w:p>
-    <w:bookmarkEnd w:id="50"/>
-    <w:bookmarkStart w:id="52" w:name="ref-PLAKIDAS2017119"/>
+    <w:bookmarkEnd w:id="49"/>
+    <w:bookmarkStart w:id="51" w:name="ref-PLAKIDAS2017119"/>
     <w:p>
       <w:pPr>
         <w:pStyle w:val="Bibliography"/>
@@ -1927,7 +1873,7 @@
       <w:r>
         <w:t xml:space="preserve"> </w:t>
       </w:r>
-      <w:hyperlink r:id="rId51">
+      <w:hyperlink r:id="rId50">
         <w:r>
           <w:rPr>
             <w:rStyle w:val="Hyperlink"/>
@@ -1955,8 +1901,8 @@
         <w:t xml:space="preserve">132: 119-146.</w:t>
       </w:r>
     </w:p>
-    <w:bookmarkEnd w:id="52"/>
-    <w:bookmarkStart w:id="54" w:name="ref-R_Core_Team_2026"/>
+    <w:bookmarkEnd w:id="51"/>
+    <w:bookmarkStart w:id="53" w:name="ref-R_Core_Team_2026"/>
     <w:p>
       <w:pPr>
         <w:pStyle w:val="Bibliography"/>
@@ -1967,7 +1913,7 @@
       <w:r>
         <w:t xml:space="preserve"> </w:t>
       </w:r>
-      <w:hyperlink r:id="rId53">
+      <w:hyperlink r:id="rId52">
         <w:r>
           <w:rPr>
             <w:rStyle w:val="Hyperlink"/>
@@ -1981,8 +1927,8 @@
         <w:t xml:space="preserve">. R Foundation for Statistical Computing (ROR: &lt;https://ror.org/05qewa988&gt;), Vienna, Austria.</w:t>
       </w:r>
     </w:p>
-    <w:bookmarkEnd w:id="54"/>
-    <w:bookmarkStart w:id="56" w:name="ref-Staples2023expansion"/>
+    <w:bookmarkEnd w:id="53"/>
+    <w:bookmarkStart w:id="55" w:name="ref-Staples2023expansion"/>
     <w:p>
       <w:pPr>
         <w:pStyle w:val="Bibliography"/>
@@ -1993,7 +1939,7 @@
       <w:r>
         <w:t xml:space="preserve"> </w:t>
       </w:r>
-      <w:hyperlink r:id="rId55">
+      <w:hyperlink r:id="rId54">
         <w:r>
           <w:rPr>
             <w:rStyle w:val="Hyperlink"/>
@@ -2021,8 +1967,8 @@
         <w:t xml:space="preserve">10: 221550.</w:t>
       </w:r>
     </w:p>
-    <w:bookmarkEnd w:id="56"/>
-    <w:bookmarkStart w:id="58" w:name="ref-BiocPkgTools_package"/>
+    <w:bookmarkEnd w:id="55"/>
+    <w:bookmarkStart w:id="57" w:name="ref-BiocPkgTools_package"/>
     <w:p>
       <w:pPr>
         <w:pStyle w:val="Bibliography"/>
@@ -2033,7 +1979,7 @@
       <w:r>
         <w:t xml:space="preserve"> </w:t>
       </w:r>
-      <w:hyperlink r:id="rId57">
+      <w:hyperlink r:id="rId56">
         <w:r>
           <w:rPr>
             <w:rStyle w:val="Hyperlink"/>
@@ -2047,8 +1993,8 @@
         <w:t xml:space="preserve">.</w:t>
       </w:r>
     </w:p>
-    <w:bookmarkEnd w:id="58"/>
-    <w:bookmarkStart w:id="59" w:name="ref-Su_2026"/>
+    <w:bookmarkEnd w:id="57"/>
+    <w:bookmarkStart w:id="58" w:name="ref-Su_2026"/>
     <w:p>
       <w:pPr>
         <w:pStyle w:val="Bibliography"/>
@@ -2059,7 +2005,7 @@
       <w:r>
         <w:t xml:space="preserve"> </w:t>
       </w:r>
-      <w:hyperlink r:id="rId57">
+      <w:hyperlink r:id="rId56">
         <w:r>
           <w:rPr>
             <w:rStyle w:val="Hyperlink"/>
@@ -2073,8 +2019,8 @@
         <w:t xml:space="preserve">.</w:t>
       </w:r>
     </w:p>
-    <w:bookmarkEnd w:id="59"/>
-    <w:bookmarkStart w:id="61" w:name="ref-Thieme2018Rgeneration"/>
+    <w:bookmarkEnd w:id="58"/>
+    <w:bookmarkStart w:id="60" w:name="ref-Thieme2018Rgeneration"/>
     <w:p>
       <w:pPr>
         <w:pStyle w:val="Bibliography"/>
@@ -2085,7 +2031,7 @@
       <w:r>
         <w:t xml:space="preserve"> </w:t>
       </w:r>
-      <w:hyperlink r:id="rId60">
+      <w:hyperlink r:id="rId59">
         <w:r>
           <w:rPr>
             <w:rStyle w:val="Hyperlink"/>
@@ -2113,8 +2059,8 @@
         <w:t xml:space="preserve">15: 14-19.</w:t>
       </w:r>
     </w:p>
-    <w:bookmarkEnd w:id="61"/>
-    <w:bookmarkStart w:id="63" w:name="ref-tidyverse_package"/>
+    <w:bookmarkEnd w:id="60"/>
+    <w:bookmarkStart w:id="62" w:name="ref-tidyverse_package"/>
     <w:p>
       <w:pPr>
         <w:pStyle w:val="Bibliography"/>
@@ -2125,7 +2071,7 @@
       <w:r>
         <w:t xml:space="preserve"> </w:t>
       </w:r>
-      <w:hyperlink r:id="rId62">
+      <w:hyperlink r:id="rId61">
         <w:r>
           <w:rPr>
             <w:rStyle w:val="Hyperlink"/>
@@ -2165,8 +2111,8 @@
         <w:t xml:space="preserve">4: 1686.</w:t>
       </w:r>
     </w:p>
-    <w:bookmarkEnd w:id="63"/>
-    <w:bookmarkStart w:id="65" w:name="ref-Wickham_2026"/>
+    <w:bookmarkEnd w:id="62"/>
+    <w:bookmarkStart w:id="64" w:name="ref-Wickham_2026"/>
     <w:p>
       <w:pPr>
         <w:pStyle w:val="Bibliography"/>
@@ -2177,7 +2123,7 @@
       <w:r>
         <w:t xml:space="preserve"> </w:t>
       </w:r>
-      <w:hyperlink r:id="rId64">
+      <w:hyperlink r:id="rId63">
         <w:r>
           <w:rPr>
             <w:rStyle w:val="Hyperlink"/>
@@ -2191,9 +2137,9 @@
         <w:t xml:space="preserve">.</w:t>
       </w:r>
     </w:p>
+    <w:bookmarkEnd w:id="64"/>
     <w:bookmarkEnd w:id="65"/>
-    <w:bookmarkEnd w:id="66"/>
-    <w:bookmarkStart w:id="67" w:name="pies-de-figura"/>
+    <w:bookmarkStart w:id="66" w:name="pies-de-figura"/>
     <w:p>
       <w:pPr>
         <w:pStyle w:val="Heading6"/>
@@ -2214,77 +2160,69 @@
         <w:t xml:space="preserve">Figura 1</w:t>
       </w:r>
       <w:r>
-        <w:t xml:space="preserve">. Estadísticas básicas obtenidas de la búsqueda en el repositorio CRAN (descargas, fecha y actividad).</w:t>
-      </w:r>
-    </w:p>
-    <w:p>
-      <w:pPr>
-        <w:pStyle w:val="BodyText"/>
-      </w:pPr>
+        <w:t xml:space="preserve">. Estadísticas obtenidas de la consulta en el repositorio CRAN;</w:t>
+      </w:r>
+      <w:r>
+        <w:t xml:space="preserve"> </w:t>
+      </w:r>
       <w:r>
         <w:rPr>
           <w:b/>
           <w:bCs/>
         </w:rPr>
-        <w:t xml:space="preserve">Figura 2</w:t>
-      </w:r>
-      <w:r>
-        <w:t xml:space="preserve">. Relaciones de dependencia del paquete</w:t>
-      </w:r>
-      <w:r>
-        <w:t xml:space="preserve"> </w:t>
-      </w:r>
-      <w:r>
-        <w:rPr>
-          <w:rStyle w:val="VerbatimChar"/>
-        </w:rPr>
-        <w:t xml:space="preserve">CircSeqAlignTk</w:t>
-      </w:r>
-      <w:r>
-        <w:t xml:space="preserve"> </w:t>
-      </w:r>
-      <w:r>
-        <w:t xml:space="preserve">representadas como grafo.</w:t>
-      </w:r>
-    </w:p>
-    <w:p>
-      <w:pPr>
-        <w:pStyle w:val="BodyText"/>
-      </w:pPr>
+        <w:t xml:space="preserve">a)</w:t>
+      </w:r>
+      <w:r>
+        <w:t xml:space="preserve"> </w:t>
+      </w:r>
+      <w:r>
+        <w:t xml:space="preserve">número de paquetes publicados por año y</w:t>
+      </w:r>
+      <w:r>
+        <w:t xml:space="preserve"> </w:t>
+      </w:r>
       <w:r>
         <w:rPr>
           <w:b/>
           <w:bCs/>
         </w:rPr>
-        <w:t xml:space="preserve">Figura 3</w:t>
-      </w:r>
-      <w:r>
-        <w:t xml:space="preserve">. Relación entre la fecha de creación de los repositorios consultados y su calificación en número de estrellas (log10).</w:t>
-      </w:r>
-    </w:p>
-    <w:bookmarkEnd w:id="67"/>
-    <w:bookmarkStart w:id="68" w:name="figure-legends"/>
-    <w:p>
-      <w:pPr>
-        <w:pStyle w:val="Heading6"/>
-      </w:pPr>
-      <w:r>
-        <w:t xml:space="preserve">FIGURE LEGENDS</w:t>
-      </w:r>
-    </w:p>
-    <w:p>
-      <w:pPr>
-        <w:pStyle w:val="FirstParagraph"/>
+        <w:t xml:space="preserve">b)</w:t>
+      </w:r>
+      <w:r>
+        <w:t xml:space="preserve"> </w:t>
+      </w:r>
+      <w:r>
+        <w:t xml:space="preserve">número de descargas de los paquetes consultados, realizadas desde CRAN.</w:t>
+      </w:r>
+    </w:p>
+    <w:p>
+      <w:pPr>
+        <w:pStyle w:val="BodyText"/>
       </w:pPr>
       <w:r>
         <w:rPr>
           <w:b/>
           <w:bCs/>
         </w:rPr>
-        <w:t xml:space="preserve">Figure 1</w:t>
-      </w:r>
-      <w:r>
-        <w:t xml:space="preserve">. Basic statistics obtained from CRAN repository search (downloads, date and activity).</w:t>
+        <w:t xml:space="preserve">Figura 2</w:t>
+      </w:r>
+      <w:r>
+        <w:t xml:space="preserve">. Relaciones de dependencia del paquete</w:t>
+      </w:r>
+      <w:r>
+        <w:t xml:space="preserve"> </w:t>
+      </w:r>
+      <w:r>
+        <w:rPr>
+          <w:rStyle w:val="VerbatimChar"/>
+        </w:rPr>
+        <w:t xml:space="preserve">CircSeqAlignTk</w:t>
+      </w:r>
+      <w:r>
+        <w:t xml:space="preserve"> </w:t>
+      </w:r>
+      <w:r>
+        <w:t xml:space="preserve">representadas como grafo.</w:t>
       </w:r>
     </w:p>
     <w:p>
@@ -2296,44 +2234,84 @@
           <w:b/>
           <w:bCs/>
         </w:rPr>
-        <w:t xml:space="preserve">Figure 2</w:t>
-      </w:r>
-      <w:r>
-        <w:t xml:space="preserve">. Graph representation of the dependency relationships of the</w:t>
-      </w:r>
-      <w:r>
-        <w:t xml:space="preserve"> </w:t>
-      </w:r>
-      <w:r>
-        <w:rPr>
-          <w:rStyle w:val="VerbatimChar"/>
-        </w:rPr>
-        <w:t xml:space="preserve">CircSeqAlignTk</w:t>
-      </w:r>
-      <w:r>
-        <w:t xml:space="preserve"> </w:t>
-      </w:r>
-      <w:r>
-        <w:t xml:space="preserve">package.</w:t>
-      </w:r>
-    </w:p>
-    <w:p>
-      <w:pPr>
-        <w:pStyle w:val="BodyText"/>
+        <w:t xml:space="preserve">Figura 3</w:t>
+      </w:r>
+      <w:r>
+        <w:t xml:space="preserve">. Relación entre la fecha de creación de los repositorios consultados y su calificación en (log10) número de estrellas.</w:t>
+      </w:r>
+    </w:p>
+    <w:bookmarkEnd w:id="66"/>
+    <w:bookmarkStart w:id="67" w:name="figure-legends"/>
+    <w:p>
+      <w:pPr>
+        <w:pStyle w:val="Heading6"/>
+      </w:pPr>
+      <w:r>
+        <w:t xml:space="preserve">FIGURE LEGENDS</w:t>
+      </w:r>
+    </w:p>
+    <w:p>
+      <w:pPr>
+        <w:pStyle w:val="FirstParagraph"/>
       </w:pPr>
       <w:r>
         <w:rPr>
           <w:b/>
           <w:bCs/>
         </w:rPr>
+        <w:t xml:space="preserve">Figure 1</w:t>
+      </w:r>
+      <w:r>
+        <w:t xml:space="preserve">. Basic statistics obtained from CRAN repository search (downloads, date and activity).</w:t>
+      </w:r>
+    </w:p>
+    <w:p>
+      <w:pPr>
+        <w:pStyle w:val="BodyText"/>
+      </w:pPr>
+      <w:r>
+        <w:rPr>
+          <w:b/>
+          <w:bCs/>
+        </w:rPr>
+        <w:t xml:space="preserve">Figure 2</w:t>
+      </w:r>
+      <w:r>
+        <w:t xml:space="preserve">. Graph representation of the dependency relationships of the</w:t>
+      </w:r>
+      <w:r>
+        <w:t xml:space="preserve"> </w:t>
+      </w:r>
+      <w:r>
+        <w:rPr>
+          <w:rStyle w:val="VerbatimChar"/>
+        </w:rPr>
+        <w:t xml:space="preserve">CircSeqAlignTk</w:t>
+      </w:r>
+      <w:r>
+        <w:t xml:space="preserve"> </w:t>
+      </w:r>
+      <w:r>
+        <w:t xml:space="preserve">package.</w:t>
+      </w:r>
+    </w:p>
+    <w:p>
+      <w:pPr>
+        <w:pStyle w:val="BodyText"/>
+      </w:pPr>
+      <w:r>
+        <w:rPr>
+          <w:b/>
+          <w:bCs/>
+        </w:rPr>
         <w:t xml:space="preserve">Figure 3</w:t>
       </w:r>
       <w:r>
         <w:t xml:space="preserve">. Relationship between the repositories’ creation date and their star rating (log10).</w:t>
       </w:r>
     </w:p>
-    <w:bookmarkEnd w:id="68"/>
-    <w:bookmarkStart w:id="72" w:name="figura-1"/>
+    <w:bookmarkEnd w:id="67"/>
+    <w:bookmarkStart w:id="71" w:name="figura-1"/>
     <w:p>
       <w:pPr>
         <w:pStyle w:val="Heading6"/>
@@ -2351,18 +2329,18 @@
           <wp:inline>
             <wp:extent cx="5727700" cy="4582159"/>
             <wp:effectExtent b="0" l="0" r="0" t="0"/>
-            <wp:docPr descr="" title="" id="70" name="Picture"/>
+            <wp:docPr descr="" title="" id="69" name="Picture"/>
             <a:graphic>
               <a:graphicData uri="http://schemas.openxmlformats.org/drawingml/2006/picture">
                 <pic:pic>
                   <pic:nvPicPr>
-                    <pic:cNvPr descr="NotaEcoinformatica_Revision_Repositorios_files/NotaEcoinformatica_Revision_Repositorios_files/figure-docx/fig1-1.png" id="71" name="Picture"/>
+                    <pic:cNvPr descr="NotaEcoinformatica_Revision_Repositorios_files/NotaEcoinformatica_Revision_Repositorios_files/figure-docx/fig1-1.png" id="70" name="Picture"/>
                     <pic:cNvPicPr>
                       <a:picLocks noChangeArrowheads="1" noChangeAspect="1"/>
                     </pic:cNvPicPr>
                   </pic:nvPicPr>
                   <pic:blipFill>
-                    <a:blip r:embed="rId69"/>
+                    <a:blip r:embed="rId68"/>
                     <a:stretch>
                       <a:fillRect/>
                     </a:stretch>
@@ -2389,8 +2367,8 @@
         </w:drawing>
       </w:r>
     </w:p>
-    <w:bookmarkEnd w:id="72"/>
-    <w:bookmarkStart w:id="76" w:name="figura-2"/>
+    <w:bookmarkEnd w:id="71"/>
+    <w:bookmarkStart w:id="75" w:name="figura-2"/>
     <w:p>
       <w:pPr>
         <w:pStyle w:val="Heading6"/>
@@ -2408,18 +2386,18 @@
           <wp:inline>
             <wp:extent cx="5727700" cy="4582159"/>
             <wp:effectExtent b="0" l="0" r="0" t="0"/>
-            <wp:docPr descr="" title="" id="74" name="Picture"/>
+            <wp:docPr descr="" title="" id="73" name="Picture"/>
             <a:graphic>
               <a:graphicData uri="http://schemas.openxmlformats.org/drawingml/2006/picture">
                 <pic:pic>
                   <pic:nvPicPr>
-                    <pic:cNvPr descr="NotaEcoinformatica_Revision_Repositorios_files/NotaEcoinformatica_Revision_Repositorios_files/figure-docx/Fig2-1.png" id="75" name="Picture"/>
+                    <pic:cNvPr descr="NotaEcoinformatica_Revision_Repositorios_files/NotaEcoinformatica_Revision_Repositorios_files/figure-docx/Fig2-1.png" id="74" name="Picture"/>
                     <pic:cNvPicPr>
                       <a:picLocks noChangeArrowheads="1" noChangeAspect="1"/>
                     </pic:cNvPicPr>
                   </pic:nvPicPr>
                   <pic:blipFill>
-                    <a:blip r:embed="rId73"/>
+                    <a:blip r:embed="rId72"/>
                     <a:stretch>
                       <a:fillRect/>
                     </a:stretch>
@@ -2446,8 +2424,8 @@
         </w:drawing>
       </w:r>
     </w:p>
-    <w:bookmarkEnd w:id="76"/>
-    <w:bookmarkStart w:id="80" w:name="figura-3"/>
+    <w:bookmarkEnd w:id="75"/>
+    <w:bookmarkStart w:id="79" w:name="figura-3"/>
     <w:p>
       <w:pPr>
         <w:pStyle w:val="Heading6"/>
@@ -2465,18 +2443,18 @@
           <wp:inline>
             <wp:extent cx="4868545" cy="3894835"/>
             <wp:effectExtent b="0" l="0" r="0" t="0"/>
-            <wp:docPr descr="" title="" id="78" name="Picture"/>
+            <wp:docPr descr="" title="" id="77" name="Picture"/>
             <a:graphic>
               <a:graphicData uri="http://schemas.openxmlformats.org/drawingml/2006/picture">
                 <pic:pic>
                   <pic:nvPicPr>
-                    <pic:cNvPr descr="NotaEcoinformatica_Revision_Repositorios_files/NotaEcoinformatica_Revision_Repositorios_files/figure-docx/Fig3-1.png" id="79" name="Picture"/>
+                    <pic:cNvPr descr="NotaEcoinformatica_Revision_Repositorios_files/NotaEcoinformatica_Revision_Repositorios_files/figure-docx/Fig3-1.png" id="78" name="Picture"/>
                     <pic:cNvPicPr>
                       <a:picLocks noChangeArrowheads="1" noChangeAspect="1"/>
                     </pic:cNvPicPr>
                   </pic:nvPicPr>
                   <pic:blipFill>
-                    <a:blip r:embed="rId77"/>
+                    <a:blip r:embed="rId76"/>
                     <a:stretch>
                       <a:fillRect/>
                     </a:stretch>
@@ -2503,8 +2481,8 @@
         </w:drawing>
       </w:r>
     </w:p>
+    <w:bookmarkEnd w:id="79"/>
     <w:bookmarkEnd w:id="80"/>
-    <w:bookmarkEnd w:id="81"/>
     <w:sectPr>
       <w:footerReference r:id="rId9" w:type="default"/>
       <w:pgSz w:code="9" w:h="16840" w:w="11907"/>

--- a/NotaEcoinformatica_Revision_Repositorios.docx
+++ b/NotaEcoinformatica_Revision_Repositorios.docx
@@ -2262,52 +2262,84 @@
         <w:t xml:space="preserve">Figure 1</w:t>
       </w:r>
       <w:r>
-        <w:t xml:space="preserve">. Basic statistics obtained from CRAN repository search (downloads, date and activity).</w:t>
-      </w:r>
-    </w:p>
-    <w:p>
-      <w:pPr>
-        <w:pStyle w:val="BodyText"/>
-      </w:pPr>
+        <w:t xml:space="preserve">. Statistics obtained from the query on the CRAN repository;</w:t>
+      </w:r>
+      <w:r>
+        <w:t xml:space="preserve"> </w:t>
+      </w:r>
       <w:r>
         <w:rPr>
           <w:b/>
           <w:bCs/>
         </w:rPr>
-        <w:t xml:space="preserve">Figure 2</w:t>
-      </w:r>
-      <w:r>
-        <w:t xml:space="preserve">. Graph representation of the dependency relationships of the</w:t>
-      </w:r>
-      <w:r>
-        <w:t xml:space="preserve"> </w:t>
-      </w:r>
-      <w:r>
-        <w:rPr>
-          <w:rStyle w:val="VerbatimChar"/>
-        </w:rPr>
-        <w:t xml:space="preserve">CircSeqAlignTk</w:t>
-      </w:r>
-      <w:r>
-        <w:t xml:space="preserve"> </w:t>
-      </w:r>
-      <w:r>
-        <w:t xml:space="preserve">package.</w:t>
-      </w:r>
-    </w:p>
-    <w:p>
-      <w:pPr>
-        <w:pStyle w:val="BodyText"/>
-      </w:pPr>
+        <w:t xml:space="preserve">a)</w:t>
+      </w:r>
+      <w:r>
+        <w:t xml:space="preserve"> </w:t>
+      </w:r>
+      <w:r>
+        <w:t xml:space="preserve">number of packages published per year and</w:t>
+      </w:r>
+      <w:r>
+        <w:t xml:space="preserve"> </w:t>
+      </w:r>
       <w:r>
         <w:rPr>
           <w:b/>
           <w:bCs/>
         </w:rPr>
+        <w:t xml:space="preserve">b)</w:t>
+      </w:r>
+      <w:r>
+        <w:t xml:space="preserve"> </w:t>
+      </w:r>
+      <w:r>
+        <w:t xml:space="preserve">number of downloads of the queried packages from CRAN.</w:t>
+      </w:r>
+    </w:p>
+    <w:p>
+      <w:pPr>
+        <w:pStyle w:val="BodyText"/>
+      </w:pPr>
+      <w:r>
+        <w:rPr>
+          <w:b/>
+          <w:bCs/>
+        </w:rPr>
+        <w:t xml:space="preserve">Figure 2</w:t>
+      </w:r>
+      <w:r>
+        <w:t xml:space="preserve">. Graph representation of the dependency relationships of the</w:t>
+      </w:r>
+      <w:r>
+        <w:t xml:space="preserve"> </w:t>
+      </w:r>
+      <w:r>
+        <w:rPr>
+          <w:rStyle w:val="VerbatimChar"/>
+        </w:rPr>
+        <w:t xml:space="preserve">CircSeqAlignTk</w:t>
+      </w:r>
+      <w:r>
+        <w:t xml:space="preserve"> </w:t>
+      </w:r>
+      <w:r>
+        <w:t xml:space="preserve">package.</w:t>
+      </w:r>
+    </w:p>
+    <w:p>
+      <w:pPr>
+        <w:pStyle w:val="BodyText"/>
+      </w:pPr>
+      <w:r>
+        <w:rPr>
+          <w:b/>
+          <w:bCs/>
+        </w:rPr>
         <w:t xml:space="preserve">Figure 3</w:t>
       </w:r>
       <w:r>
-        <w:t xml:space="preserve">. Relationship between the repositories’ creation date and their star rating (log10).</w:t>
+        <w:t xml:space="preserve">. Relationship between the creation date of the queried repositories and their rating in (log10) number of stars.</w:t>
       </w:r>
     </w:p>
     <w:bookmarkEnd w:id="67"/>
@@ -2441,7 +2473,7 @@
       <w:r>
         <w:drawing>
           <wp:inline>
-            <wp:extent cx="4868545" cy="3894835"/>
+            <wp:extent cx="4009390" cy="5011737"/>
             <wp:effectExtent b="0" l="0" r="0" t="0"/>
             <wp:docPr descr="" title="" id="77" name="Picture"/>
             <a:graphic>
@@ -2462,7 +2494,7 @@
                   <pic:spPr bwMode="auto">
                     <a:xfrm>
                       <a:off x="0" y="0"/>
-                      <a:ext cx="4868545" cy="3894835"/>
+                      <a:ext cx="4009390" cy="5011737"/>
                     </a:xfrm>
                     <a:prstGeom prst="rect">
                       <a:avLst/>
